--- a/대본/2부/10화_The_CRO.docx
+++ b/대본/2부/10화_The_CRO.docx
@@ -2,7 +2,7 @@
 <file path=word/document.xml><?xml version="1.0" encoding="utf-8"?>
 <w:document xmlns:w="http://schemas.openxmlformats.org/wordprocessingml/2006/main" xmlns:m="http://schemas.openxmlformats.org/officeDocument/2006/math" xmlns:r="http://schemas.openxmlformats.org/officeDocument/2006/relationships" xmlns:o="urn:schemas-microsoft-com:office:office" xmlns:v="urn:schemas-microsoft-com:vml" xmlns:w10="urn:schemas-microsoft-com:office:word" xmlns:a="http://schemas.openxmlformats.org/drawingml/2006/main" xmlns:pic="http://schemas.openxmlformats.org/drawingml/2006/picture" xmlns:wp="http://schemas.openxmlformats.org/drawingml/2006/wordprocessingDrawing">
   <w:body>
-    <w:bookmarkStart w:id="31" w:name="ship-it-2부-10화"/>
+    <w:bookmarkStart w:id="32" w:name="ship-it-2부-10화"/>
     <w:p>
       <w:pPr>
         <w:pStyle w:val="Heading1"/>
@@ -65,7 +65,7 @@
         <w:t xml:space="preserve"> </w:t>
       </w:r>
       <w:r>
-        <w:t xml:space="preserve">- 규칙: 지문 없음. 전 화 100% 「화자명: 대사」. 1턴 15단어 이내.</w:t>
+        <w:t xml:space="preserve">- 규칙: 지문 없음. 전 화 100% 「화자명: 대사」. 1턴 15단어 이내 + 긴 턴 10~15회(25~35단어).</w:t>
       </w:r>
       <w:r>
         <w:t xml:space="preserve"> </w:t>
@@ -178,13 +178,13 @@
         </w:numPr>
       </w:pPr>
       <w:r>
-        <w:t xml:space="preserve">ELENA: Grace ran trials at one of the biggest CROs in the country. Eight years.</w:t>
-      </w:r>
-      <w:r>
-        <w:t xml:space="preserve"> </w:t>
-      </w:r>
-      <w:r>
-        <w:t xml:space="preserve">엘레나: 그레이스는 국내 최대 CRO 중 한 곳에서 임상을 운영했어요. 8년 동안.</w:t>
+        <w:t xml:space="preserve">ELENA: Grace ran trials at one of the biggest CROs in the country for eight years. She knows how they plan, how they price, and where things usually go wrong. We’re lucky to have her.</w:t>
+      </w:r>
+      <w:r>
+        <w:t xml:space="preserve"> </w:t>
+      </w:r>
+      <w:r>
+        <w:t xml:space="preserve">엘레나: 그레이스는 국내 최대 CRO 중 한 곳에서 8년 동안 임상을 운영했어요. 그쪽이 어떻게 계획하고, 어떻게 가격을 매기고, 보통 어디서 일이 틀어지는지 알아요. 이런 분을 모신 건 행운이에요.</w:t>
       </w:r>
     </w:p>
     <w:p>
@@ -382,13 +382,13 @@
         </w:numPr>
       </w:pPr>
       <w:r>
-        <w:t xml:space="preserve">NOAH: We can’t control their speed. Only ours. So today, we pick a CRO.</w:t>
-      </w:r>
-      <w:r>
-        <w:t xml:space="preserve"> </w:t>
-      </w:r>
-      <w:r>
-        <w:t xml:space="preserve">노아: 그들의 속도는 통제할 수 없어. 우리 속도만. 그러니까 오늘 CRO를 고르는 거야.</w:t>
+        <w:t xml:space="preserve">NOAH: We can’t control their speed. Only ours. If we spend our energy worrying about Halvern, we lose time we don’t have. So today, we pick a CRO and keep moving.</w:t>
+      </w:r>
+      <w:r>
+        <w:t xml:space="preserve"> </w:t>
+      </w:r>
+      <w:r>
+        <w:t xml:space="preserve">노아: 그들의 속도는 통제할 수 없어. 우리 속도만. 할번 걱정에 에너지를 쓰면, 없는 시간을 잃는 거야. 그러니까 오늘 CRO를 고르고 계속 나아가자.</w:t>
       </w:r>
     </w:p>
     <w:bookmarkEnd w:id="21"/>
@@ -613,13 +613,13 @@
         </w:numPr>
       </w:pPr>
       <w:r>
-        <w:t xml:space="preserve">GRACE: For a three-hundred-patient trial? Not necessarily. Sometimes bigger means slower.</w:t>
-      </w:r>
-      <w:r>
-        <w:t xml:space="preserve"> </w:t>
-      </w:r>
-      <w:r>
-        <w:t xml:space="preserve">그레이스: 환자 300명짜리 임상이라면요? 꼭 그렇진 않아요. 크면 오히려 느릴 때도 있어요.</w:t>
+        <w:t xml:space="preserve">GRACE: For a three-hundred-patient trial? Not necessarily. Big CROs are great for huge global trials, but on a smaller study, you can become a small client. Sometimes bigger means slower.</w:t>
+      </w:r>
+      <w:r>
+        <w:t xml:space="preserve"> </w:t>
+      </w:r>
+      <w:r>
+        <w:t xml:space="preserve">그레이스: 환자 300명짜리 임상이라면요? 꼭 그렇진 않아요. 큰 CRO는 대규모 글로벌 임상에는 좋지만, 작은 연구에선 우리가 작은 고객이 될 수 있어요. 크면 오히려 느릴 때도 있어요.</w:t>
       </w:r>
     </w:p>
     <w:p>
@@ -681,13 +681,13 @@
         </w:numPr>
       </w:pPr>
       <w:r>
-        <w:t xml:space="preserve">GRACE: Every budget has padding. I used to write these budgets. I know where it hides.</w:t>
-      </w:r>
-      <w:r>
-        <w:t xml:space="preserve"> </w:t>
-      </w:r>
-      <w:r>
-        <w:t xml:space="preserve">그레이스: 모든 예산엔 부풀린 부분이 있어요. 제가 이런 예산을 직접 썼었거든요. 어디 숨는지 알아요.</w:t>
+        <w:t xml:space="preserve">GRACE: Every budget has padding. I used to write these budgets myself, so I know where it hides. It’s usually in three places, and none of them are on the first page.</w:t>
+      </w:r>
+      <w:r>
+        <w:t xml:space="preserve"> </w:t>
+      </w:r>
+      <w:r>
+        <w:t xml:space="preserve">그레이스: 모든 예산엔 부풀린 부분이 있어요. 제가 이런 예산을 직접 썼었거든요. 그래서 어디 숨는지 알아요. 보통 세 군데에 있고, 첫 페이지엔 하나도 없어요.</w:t>
       </w:r>
     </w:p>
     <w:p>
@@ -953,13 +953,13 @@
         </w:numPr>
       </w:pPr>
       <w:r>
-        <w:t xml:space="preserve">GRACE: That’s how CROs make their real money. So we cap the rates now. Before signing.</w:t>
-      </w:r>
-      <w:r>
-        <w:t xml:space="preserve"> </w:t>
-      </w:r>
-      <w:r>
-        <w:t xml:space="preserve">그레이스: CRO는 그걸로 진짜 돈을 벌어요. 그러니까 지금 요율 상한을 정해야 해요. 서명 전에.</w:t>
+        <w:t xml:space="preserve">GRACE: That’s how CROs make their real money. The first price looks good, and then the change orders arrive. So we cap the rates now, before signing, while we still have leverage.</w:t>
+      </w:r>
+      <w:r>
+        <w:t xml:space="preserve"> </w:t>
+      </w:r>
+      <w:r>
+        <w:t xml:space="preserve">그레이스: CRO는 그걸로 진짜 돈을 벌어요. 첫 가격은 좋아 보이는데, 그다음에 변경 주문이 들어오죠. 그러니까 아직 협상력이 있을 때, 서명 전에 지금 요율 상한을 정해야 해요.</w:t>
       </w:r>
     </w:p>
     <w:p>
@@ -1133,13 +1133,13 @@
         </w:numPr>
       </w:pPr>
       <w:r>
-        <w:t xml:space="preserve">NOAH: Ben, we like your proposal. But fourteen point two is above our budget.</w:t>
-      </w:r>
-      <w:r>
-        <w:t xml:space="preserve"> </w:t>
-      </w:r>
-      <w:r>
-        <w:t xml:space="preserve">노아: 벤, 제안서는 마음에 들어요. 하지만 1,420만은 저희 예산을 넘어요.</w:t>
+        <w:t xml:space="preserve">NOAH: Ben, we like your proposal, and we’d like to work with Clearpath. But fourteen point two is above our budget, so we need to find a way to close the gap together.</w:t>
+      </w:r>
+      <w:r>
+        <w:t xml:space="preserve"> </w:t>
+      </w:r>
+      <w:r>
+        <w:t xml:space="preserve">노아: 벤, 제안서는 마음에 들고, 클리어패스와 일하고 싶어요. 하지만 1,420만은 저희 예산을 넘어요. 그러니까 함께 그 차이를 좁힐 방법을 찾아야 해요.</w:t>
       </w:r>
     </w:p>
     <w:p>
@@ -1337,13 +1337,13 @@
         </w:numPr>
       </w:pPr>
       <w:r>
-        <w:t xml:space="preserve">GRACE: Four sites. I’m certified. And I’d rather see our sites myself anyway.</w:t>
-      </w:r>
-      <w:r>
-        <w:t xml:space="preserve"> </w:t>
-      </w:r>
-      <w:r>
-        <w:t xml:space="preserve">그레이스: 사이트 네 곳이요. 저 자격 있어요. 어차피 우리 사이트는 제 눈으로 보고 싶고요.</w:t>
+        <w:t xml:space="preserve">GRACE: Four sites. I’m certified, and I’ve done it for years. Honestly, I’d rather see our sites myself anyway, because a monitor who cares about the product notices more.</w:t>
+      </w:r>
+      <w:r>
+        <w:t xml:space="preserve"> </w:t>
+      </w:r>
+      <w:r>
+        <w:t xml:space="preserve">그레이스: 사이트 네 곳이요. 저 자격 있고, 몇 년 동안 해 왔어요. 솔직히 어차피 우리 사이트는 제 눈으로 보고 싶어요. 제품에 애정이 있는 모니터가 더 많은 걸 알아채거든요.</w:t>
       </w:r>
     </w:p>
     <w:p>
@@ -1568,13 +1568,13 @@
         </w:numPr>
       </w:pPr>
       <w:r>
-        <w:t xml:space="preserve">ELENA: So let’s pay you when patients are enrolled. Not just by the month.</w:t>
-      </w:r>
-      <w:r>
-        <w:t xml:space="preserve"> </w:t>
-      </w:r>
-      <w:r>
-        <w:t xml:space="preserve">엘레나: 그럼 환자가 등록될 때 지급하는 걸로 해요. 월 단위로만 말고요.</w:t>
+        <w:t xml:space="preserve">ELENA: So let’s pay you when patients are enrolled, not just by the month. That way, we both care about the same thing: getting the right patients into the trial quickly.</w:t>
+      </w:r>
+      <w:r>
+        <w:t xml:space="preserve"> </w:t>
+      </w:r>
+      <w:r>
+        <w:t xml:space="preserve">엘레나: 그럼 월 단위로만이 아니라 환자가 등록될 때 지급하는 걸로 해요. 그러면 우리 둘 다 같은 걸 신경 쓰게 되죠. 맞는 환자를 빨리 임상에 등록시키는 것.</w:t>
       </w:r>
     </w:p>
     <w:p>
@@ -1602,13 +1602,13 @@
         </w:numPr>
       </w:pPr>
       <w:r>
-        <w:t xml:space="preserve">BEN: That shifts risk to us. If enrollment is slow, we get paid late.</w:t>
-      </w:r>
-      <w:r>
-        <w:t xml:space="preserve"> </w:t>
-      </w:r>
-      <w:r>
-        <w:t xml:space="preserve">벤: 그러면 리스크가 저희 쪽으로 넘어와요. 등록이 느리면 늦게 받게 되죠.</w:t>
+        <w:t xml:space="preserve">BEN: That shifts risk to us. If enrollment is slow, we get paid late, but our people still need salaries every month. I can’t carry all of that risk alone.</w:t>
+      </w:r>
+      <w:r>
+        <w:t xml:space="preserve"> </w:t>
+      </w:r>
+      <w:r>
+        <w:t xml:space="preserve">벤: 그러면 리스크가 저희 쪽으로 넘어와요. 등록이 느리면 늦게 받는데, 저희 직원들 급여는 매달 나가야 하거든요. 그 리스크를 저희 혼자 다 질 수는 없어요.</w:t>
       </w:r>
     </w:p>
     <w:p>
@@ -1874,13 +1874,13 @@
         </w:numPr>
       </w:pPr>
       <w:r>
-        <w:t xml:space="preserve">BEN: Then we spend the summer preparing. Sites ready the day you’re approved.</w:t>
-      </w:r>
-      <w:r>
-        <w:t xml:space="preserve"> </w:t>
-      </w:r>
-      <w:r>
-        <w:t xml:space="preserve">벤: 그럼 여름 동안 준비하죠. 승인받는 날 사이트가 준비돼 있도록.</w:t>
+        <w:t xml:space="preserve">BEN: Then we spend the summer preparing, so the sites are ready the day you’re approved. In my experience, the trials that start fast are the ones that prepared while waiting.</w:t>
+      </w:r>
+      <w:r>
+        <w:t xml:space="preserve"> </w:t>
+      </w:r>
+      <w:r>
+        <w:t xml:space="preserve">벤: 그럼 여름 동안 준비해서, 승인받는 날 사이트가 준비돼 있도록 하죠. 제 경험상 빨리 시작하는 임상은 기다리는 동안 준비해 둔 임상이에요.</w:t>
       </w:r>
     </w:p>
     <w:p>
@@ -2020,13 +2020,13 @@
         </w:numPr>
       </w:pPr>
       <w:r>
-        <w:t xml:space="preserve">GRACE: Eight years of running other people’s trials. I wanted one that mattered to me.</w:t>
-      </w:r>
-      <w:r>
-        <w:t xml:space="preserve"> </w:t>
-      </w:r>
-      <w:r>
-        <w:t xml:space="preserve">그레이스: 8년 동안 남의 임상만 운영했어요. 저한테 의미 있는 임상을 하고 싶었어요.</w:t>
+        <w:t xml:space="preserve">GRACE: Eight years of running other people’s trials. They were good products, but I never really cared how they ended. I wanted one trial that actually mattered to me.</w:t>
+      </w:r>
+      <w:r>
+        <w:t xml:space="preserve"> </w:t>
+      </w:r>
+      <w:r>
+        <w:t xml:space="preserve">그레이스: 8년 동안 남의 임상만 운영했어요. 좋은 제품들이었지만, 어떻게 끝나는지는 진심으로 신경 쓴 적이 없었어요. 저한테 정말 의미 있는 임상 하나를 하고 싶었어요.</w:t>
       </w:r>
     </w:p>
     <w:p>
@@ -2054,13 +2054,13 @@
         </w:numPr>
       </w:pPr>
       <w:r>
-        <w:t xml:space="preserve">GRACE: My aunt in Seoul had a filler complication years ago. She still hides her cheek.</w:t>
-      </w:r>
-      <w:r>
-        <w:t xml:space="preserve"> </w:t>
-      </w:r>
-      <w:r>
-        <w:t xml:space="preserve">그레이스: 서울에 사는 이모가 오래전에 필러 부작용을 겪었어요. 아직도 볼을 가리고 다니세요.</w:t>
+        <w:t xml:space="preserve">GRACE: My aunt in Seoul had a filler complication years ago. Nobody could fix it in time, and she still hides her cheek in photos. That’s what this trial means to me.</w:t>
+      </w:r>
+      <w:r>
+        <w:t xml:space="preserve"> </w:t>
+      </w:r>
+      <w:r>
+        <w:t xml:space="preserve">그레이스: 서울에 사는 이모가 오래전에 필러 부작용을 겪었어요. 아무도 제때 고치지 못했고, 지금도 사진 찍을 때 볼을 가리세요. 이 임상이 저한테 갖는 의미가 그거예요.</w:t>
       </w:r>
     </w:p>
     <w:p>
@@ -2225,7 +2225,7 @@
     </w:p>
     <w:bookmarkEnd w:id="25"/>
     <w:bookmarkEnd w:id="26"/>
-    <w:bookmarkStart w:id="30" w:name="학습-부록"/>
+    <w:bookmarkStart w:id="31" w:name="학습-부록"/>
     <w:p>
       <w:pPr>
         <w:pStyle w:val="Heading2"/>
@@ -3289,8 +3289,299 @@
       </w:tr>
     </w:tbl>
     <w:bookmarkEnd w:id="29"/>
+    <w:bookmarkStart w:id="30" w:name="긴-발화-분석"/>
+    <w:p>
+      <w:pPr>
+        <w:pStyle w:val="Heading3"/>
+      </w:pPr>
+      <w:r>
+        <w:t xml:space="preserve">④ 긴 발화 분석</w:t>
+      </w:r>
+    </w:p>
+    <w:p>
+      <w:pPr>
+        <w:pStyle w:val="BlockText"/>
+      </w:pPr>
+      <w:r>
+        <w:rPr>
+          <w:bCs/>
+          <w:b/>
+        </w:rPr>
+        <w:t xml:space="preserve">83턴 ELENA:</w:t>
+      </w:r>
+      <w:r>
+        <w:t xml:space="preserve"> </w:t>
+      </w:r>
+      <w:r>
+        <w:t xml:space="preserve">“</w:t>
+      </w:r>
+      <w:r>
+        <w:t xml:space="preserve">So let’s pay you when patients are enrolled, not just by the month. That way, we both care about the same thing: getting the right patients into the trial quickly.</w:t>
+      </w:r>
+      <w:r>
+        <w:t xml:space="preserve">”</w:t>
+      </w:r>
+    </w:p>
+    <w:tbl>
+      <w:tblPr>
+        <w:tblStyle w:val="Table"/>
+        <w:tblW w:type="pct" w:w="5000"/>
+        <w:tblLook w:firstRow="1" w:lastRow="0" w:firstColumn="0" w:lastColumn="0" w:noHBand="0" w:noVBand="0" w:val="0020"/>
+        <w:jc w:val="start"/>
+      </w:tblPr>
+      <w:tblGrid>
+        <w:gridCol w:w="2640"/>
+        <w:gridCol w:w="2640"/>
+        <w:gridCol w:w="2640"/>
+      </w:tblGrid>
+      <w:tr>
+        <w:trPr>
+          <w:tblHeader w:val="true"/>
+        </w:trPr>
+        <w:tc>
+          <w:tcPr/>
+          <w:p>
+            <w:pPr>
+              <w:pStyle w:val="Compact"/>
+              <w:jc w:val="left"/>
+            </w:pPr>
+            <w:r>
+              <w:t xml:space="preserve">구조</w:t>
+            </w:r>
+          </w:p>
+        </w:tc>
+        <w:tc>
+          <w:tcPr/>
+          <w:p>
+            <w:pPr>
+              <w:pStyle w:val="Compact"/>
+              <w:jc w:val="left"/>
+            </w:pPr>
+            <w:r>
+              <w:t xml:space="preserve">영어</w:t>
+            </w:r>
+          </w:p>
+        </w:tc>
+        <w:tc>
+          <w:tcPr/>
+          <w:p>
+            <w:pPr>
+              <w:pStyle w:val="Compact"/>
+              <w:jc w:val="left"/>
+            </w:pPr>
+            <w:r>
+              <w:t xml:space="preserve">기능</w:t>
+            </w:r>
+          </w:p>
+        </w:tc>
+      </w:tr>
+      <w:tr>
+        <w:tc>
+          <w:tcPr/>
+          <w:p>
+            <w:pPr>
+              <w:pStyle w:val="Compact"/>
+              <w:jc w:val="left"/>
+            </w:pPr>
+            <w:r>
+              <w:t xml:space="preserve">① 제안(let’s)</w:t>
+            </w:r>
+          </w:p>
+        </w:tc>
+        <w:tc>
+          <w:tcPr/>
+          <w:p>
+            <w:pPr>
+              <w:pStyle w:val="Compact"/>
+              <w:jc w:val="left"/>
+            </w:pPr>
+            <w:r>
+              <w:t xml:space="preserve">So let’s pay you when patients are enrolled,</w:t>
+            </w:r>
+          </w:p>
+        </w:tc>
+        <w:tc>
+          <w:tcPr/>
+          <w:p>
+            <w:pPr>
+              <w:pStyle w:val="Compact"/>
+              <w:jc w:val="left"/>
+            </w:pPr>
+            <w:r>
+              <w:t xml:space="preserve">앞의 리스크 분석에서 바로 해결책을 제안</w:t>
+            </w:r>
+          </w:p>
+        </w:tc>
+      </w:tr>
+      <w:tr>
+        <w:tc>
+          <w:tcPr/>
+          <w:p>
+            <w:pPr>
+              <w:pStyle w:val="Compact"/>
+              <w:jc w:val="left"/>
+            </w:pPr>
+            <w:r>
+              <w:t xml:space="preserve">② 대비(기존 방식)</w:t>
+            </w:r>
+          </w:p>
+        </w:tc>
+        <w:tc>
+          <w:tcPr/>
+          <w:p>
+            <w:pPr>
+              <w:pStyle w:val="Compact"/>
+              <w:jc w:val="left"/>
+            </w:pPr>
+            <w:r>
+              <w:t xml:space="preserve">not just by the month.</w:t>
+            </w:r>
+          </w:p>
+        </w:tc>
+        <w:tc>
+          <w:tcPr/>
+          <w:p>
+            <w:pPr>
+              <w:pStyle w:val="Compact"/>
+              <w:jc w:val="left"/>
+            </w:pPr>
+            <w:r>
+              <w:t xml:space="preserve">“</w:t>
+            </w:r>
+            <w:r>
+              <w:t xml:space="preserve">not just</w:t>
+            </w:r>
+            <w:r>
+              <w:t xml:space="preserve">”</w:t>
+            </w:r>
+            <w:r>
+              <w:t xml:space="preserve">로 기존 방식을 완전히 버리지 않고 보완한다는 인상을 줌</w:t>
+            </w:r>
+          </w:p>
+        </w:tc>
+      </w:tr>
+      <w:tr>
+        <w:tc>
+          <w:tcPr/>
+          <w:p>
+            <w:pPr>
+              <w:pStyle w:val="Compact"/>
+              <w:jc w:val="left"/>
+            </w:pPr>
+            <w:r>
+              <w:t xml:space="preserve">③ 이익 정렬</w:t>
+            </w:r>
+          </w:p>
+        </w:tc>
+        <w:tc>
+          <w:tcPr/>
+          <w:p>
+            <w:pPr>
+              <w:pStyle w:val="Compact"/>
+              <w:jc w:val="left"/>
+            </w:pPr>
+            <w:r>
+              <w:t xml:space="preserve">That way, we both care about the same thing: getting the right patients into the trial quickly.</w:t>
+            </w:r>
+          </w:p>
+        </w:tc>
+        <w:tc>
+          <w:tcPr/>
+          <w:p>
+            <w:pPr>
+              <w:pStyle w:val="Compact"/>
+              <w:jc w:val="left"/>
+            </w:pPr>
+            <w:r>
+              <w:t xml:space="preserve">상대에게도 이득임을 보여 주고, 공동 목표를 콜론 뒤에 한 줄로 정리</w:t>
+            </w:r>
+          </w:p>
+        </w:tc>
+      </w:tr>
+    </w:tbl>
+    <w:p>
+      <w:pPr>
+        <w:pStyle w:val="BodyText"/>
+      </w:pPr>
+      <w:r>
+        <w:rPr>
+          <w:bCs/>
+          <w:b/>
+        </w:rPr>
+        <w:t xml:space="preserve">활용 패턴:</w:t>
+      </w:r>
+      <w:r>
+        <w:t xml:space="preserve"> </w:t>
+      </w:r>
+      <w:r>
+        <w:t xml:space="preserve">“</w:t>
+      </w:r>
+      <w:r>
+        <w:t xml:space="preserve">Let’s do A, not just B.</w:t>
+      </w:r>
+      <w:r>
+        <w:t xml:space="preserve">”</w:t>
+      </w:r>
+      <w:r>
+        <w:t xml:space="preserve"> </w:t>
+      </w:r>
+      <w:r>
+        <w:t xml:space="preserve">→</w:t>
+      </w:r>
+      <w:r>
+        <w:t xml:space="preserve"> </w:t>
+      </w:r>
+      <w:r>
+        <w:t xml:space="preserve">“</w:t>
+      </w:r>
+      <w:r>
+        <w:t xml:space="preserve">That way, we both…</w:t>
+      </w:r>
+      <w:r>
+        <w:t xml:space="preserve">”</w:t>
+      </w:r>
+      <w:r>
+        <w:t xml:space="preserve"> </w:t>
+      </w:r>
+      <w:r>
+        <w:t xml:space="preserve">→ 공동 목표</w:t>
+      </w:r>
+      <w:r>
+        <w:t xml:space="preserve"> </w:t>
+      </w:r>
+      <w:r>
+        <w:rPr>
+          <w:bCs/>
+          <w:b/>
+        </w:rPr>
+        <w:t xml:space="preserve">연결 표현:</w:t>
+      </w:r>
+      <w:r>
+        <w:t xml:space="preserve"> </w:t>
+      </w:r>
+      <w:r>
+        <w:t xml:space="preserve">let’s(~합시다) · not just(~만이 아니라) · That way(그렇게 하면)</w:t>
+      </w:r>
+      <w:r>
+        <w:t xml:space="preserve"> </w:t>
+      </w:r>
+      <w:r>
+        <w:rPr>
+          <w:bCs/>
+          <w:b/>
+        </w:rPr>
+        <w:t xml:space="preserve">연습:</w:t>
+      </w:r>
+      <w:r>
+        <w:t xml:space="preserve"> </w:t>
+      </w:r>
+      <w:r>
+        <w:t xml:space="preserve">외주 업체와 계약할 때 성과 기반 지급을 같은 구조로 25~30단어로 제안해 보기.</w:t>
+      </w:r>
+    </w:p>
     <w:bookmarkEnd w:id="30"/>
     <w:bookmarkEnd w:id="31"/>
+    <w:bookmarkEnd w:id="32"/>
     <w:sectPr/>
   </w:body>
 </w:document>

--- a/대본/2부/10화_The_CRO.docx
+++ b/대본/2부/10화_The_CRO.docx
@@ -2,7 +2,7 @@
 <file path=word/document.xml><?xml version="1.0" encoding="utf-8"?>
 <w:document xmlns:w="http://schemas.openxmlformats.org/wordprocessingml/2006/main" xmlns:m="http://schemas.openxmlformats.org/officeDocument/2006/math" xmlns:r="http://schemas.openxmlformats.org/officeDocument/2006/relationships" xmlns:o="urn:schemas-microsoft-com:office:office" xmlns:v="urn:schemas-microsoft-com:vml" xmlns:w10="urn:schemas-microsoft-com:office:word" xmlns:a="http://schemas.openxmlformats.org/drawingml/2006/main" xmlns:pic="http://schemas.openxmlformats.org/drawingml/2006/picture" xmlns:wp="http://schemas.openxmlformats.org/drawingml/2006/wordprocessingDrawing">
   <w:body>
-    <w:bookmarkStart w:id="32" w:name="ship-it-2부-10화"/>
+    <w:bookmarkStart w:id="38" w:name="ship-it-2부-10화"/>
     <w:p>
       <w:pPr>
         <w:pStyle w:val="Heading1"/>
@@ -138,257 +138,122 @@
     </w:p>
     <w:p>
       <w:pPr>
-        <w:numPr>
-          <w:ilvl w:val="0"/>
-          <w:numId w:val="1001"/>
-        </w:numPr>
+        <w:pStyle w:val="FirstParagraph"/>
       </w:pPr>
       <w:r>
         <w:t xml:space="preserve">NOAH: Everyone, meet Grace Kim. Our clinical operations manager. Day one.</w:t>
       </w:r>
-      <w:r>
-        <w:t xml:space="preserve"> </w:t>
-      </w:r>
-      <w:r>
-        <w:t xml:space="preserve">노아: 여러분, 그레이스 김을 소개합니다. 우리 임상 운영 매니저예요. 첫날이에요.</w:t>
-      </w:r>
-    </w:p>
-    <w:p>
-      <w:pPr>
-        <w:numPr>
-          <w:ilvl w:val="0"/>
-          <w:numId w:val="1001"/>
-        </w:numPr>
+    </w:p>
+    <w:p>
+      <w:pPr>
+        <w:pStyle w:val="BodyText"/>
       </w:pPr>
       <w:r>
         <w:t xml:space="preserve">GRACE: Hi, everyone. Happy to finally meet you in person.</w:t>
       </w:r>
-      <w:r>
-        <w:t xml:space="preserve"> </w:t>
-      </w:r>
-      <w:r>
-        <w:t xml:space="preserve">그레이스: 안녕하세요, 여러분. 드디어 직접 뵙게 돼서 반가워요.</w:t>
-      </w:r>
-    </w:p>
-    <w:p>
-      <w:pPr>
-        <w:numPr>
-          <w:ilvl w:val="0"/>
-          <w:numId w:val="1001"/>
-        </w:numPr>
+    </w:p>
+    <w:p>
+      <w:pPr>
+        <w:pStyle w:val="BodyText"/>
       </w:pPr>
       <w:r>
         <w:t xml:space="preserve">ELENA: Grace ran trials at one of the biggest CROs in the country for eight years. She knows how they plan, how they price, and where things usually go wrong. We’re lucky to have her.</w:t>
       </w:r>
-      <w:r>
-        <w:t xml:space="preserve"> </w:t>
-      </w:r>
-      <w:r>
-        <w:t xml:space="preserve">엘레나: 그레이스는 국내 최대 CRO 중 한 곳에서 8년 동안 임상을 운영했어요. 그쪽이 어떻게 계획하고, 어떻게 가격을 매기고, 보통 어디서 일이 틀어지는지 알아요. 이런 분을 모신 건 행운이에요.</w:t>
-      </w:r>
-    </w:p>
-    <w:p>
-      <w:pPr>
-        <w:numPr>
-          <w:ilvl w:val="0"/>
-          <w:numId w:val="1001"/>
-        </w:numPr>
+    </w:p>
+    <w:p>
+      <w:pPr>
+        <w:pStyle w:val="BodyText"/>
       </w:pPr>
       <w:r>
         <w:t xml:space="preserve">MARCUS: Welcome aboard. Coffee’s free. Everything else costs money.</w:t>
       </w:r>
-      <w:r>
-        <w:t xml:space="preserve"> </w:t>
-      </w:r>
-      <w:r>
-        <w:t xml:space="preserve">마커스: 합류를 환영해. 커피는 공짜야. 나머진 다 돈이 들고.</w:t>
-      </w:r>
-    </w:p>
-    <w:p>
-      <w:pPr>
-        <w:numPr>
-          <w:ilvl w:val="0"/>
-          <w:numId w:val="1001"/>
-        </w:numPr>
+    </w:p>
+    <w:p>
+      <w:pPr>
+        <w:pStyle w:val="BodyText"/>
       </w:pPr>
       <w:r>
         <w:t xml:space="preserve">GRACE: Rita told me that at the front desk. Word for word.</w:t>
       </w:r>
-      <w:r>
-        <w:t xml:space="preserve"> </w:t>
-      </w:r>
-      <w:r>
-        <w:t xml:space="preserve">그레이스: 프런트에서 리타가 똑같이 말했어요. 한 글자도 안 틀리고.</w:t>
-      </w:r>
-    </w:p>
-    <w:p>
-      <w:pPr>
-        <w:numPr>
-          <w:ilvl w:val="0"/>
-          <w:numId w:val="1001"/>
-        </w:numPr>
+    </w:p>
+    <w:p>
+      <w:pPr>
+        <w:pStyle w:val="BodyText"/>
       </w:pPr>
       <w:r>
         <w:t xml:space="preserve">PRIYA: Where are you from, Grace?</w:t>
       </w:r>
-      <w:r>
-        <w:t xml:space="preserve"> </w:t>
-      </w:r>
-      <w:r>
-        <w:t xml:space="preserve">프리야: 그레이스는 어디 출신이에요?</w:t>
-      </w:r>
-    </w:p>
-    <w:p>
-      <w:pPr>
-        <w:numPr>
-          <w:ilvl w:val="0"/>
-          <w:numId w:val="1001"/>
-        </w:numPr>
+    </w:p>
+    <w:p>
+      <w:pPr>
+        <w:pStyle w:val="BodyText"/>
       </w:pPr>
       <w:r>
         <w:t xml:space="preserve">GRACE: Los Angeles. Koreatown. My parents still run a bakery there.</w:t>
       </w:r>
-      <w:r>
-        <w:t xml:space="preserve"> </w:t>
-      </w:r>
-      <w:r>
-        <w:t xml:space="preserve">그레이스: LA요. 코리아타운. 부모님이 아직 거기서 빵집을 하세요.</w:t>
-      </w:r>
-    </w:p>
-    <w:p>
-      <w:pPr>
-        <w:numPr>
-          <w:ilvl w:val="0"/>
-          <w:numId w:val="1001"/>
-        </w:numPr>
+    </w:p>
+    <w:p>
+      <w:pPr>
+        <w:pStyle w:val="BodyText"/>
       </w:pPr>
       <w:r>
         <w:t xml:space="preserve">MARCUS: A bakery. Does that mean free pastries at Christmas?</w:t>
       </w:r>
-      <w:r>
-        <w:t xml:space="preserve"> </w:t>
-      </w:r>
-      <w:r>
-        <w:t xml:space="preserve">마커스: 빵집이라. 크리스마스에 공짜 빵이 온다는 뜻인가?</w:t>
-      </w:r>
-    </w:p>
-    <w:p>
-      <w:pPr>
-        <w:numPr>
-          <w:ilvl w:val="0"/>
-          <w:numId w:val="1001"/>
-        </w:numPr>
+    </w:p>
+    <w:p>
+      <w:pPr>
+        <w:pStyle w:val="BodyText"/>
       </w:pPr>
       <w:r>
         <w:t xml:space="preserve">GRACE: If you’re nice to me. My mom judges people by their appetite.</w:t>
       </w:r>
-      <w:r>
-        <w:t xml:space="preserve"> </w:t>
-      </w:r>
-      <w:r>
-        <w:t xml:space="preserve">그레이스: 저한테 잘해 주시면요. 우리 엄마는 사람을 식욕으로 판단하세요.</w:t>
-      </w:r>
-    </w:p>
-    <w:p>
-      <w:pPr>
-        <w:numPr>
-          <w:ilvl w:val="0"/>
-          <w:numId w:val="1001"/>
-        </w:numPr>
+    </w:p>
+    <w:p>
+      <w:pPr>
+        <w:pStyle w:val="BodyText"/>
       </w:pPr>
       <w:r>
         <w:t xml:space="preserve">NOAH: Before the CRO meeting, a quick update. The seed money arrived Friday.</w:t>
       </w:r>
-      <w:r>
-        <w:t xml:space="preserve"> </w:t>
-      </w:r>
-      <w:r>
-        <w:t xml:space="preserve">노아: CRO 미팅 전에 짧은 업데이트. 금요일에 시드 투자금이 들어왔어요.</w:t>
-      </w:r>
-    </w:p>
-    <w:p>
-      <w:pPr>
-        <w:numPr>
-          <w:ilvl w:val="0"/>
-          <w:numId w:val="1001"/>
-        </w:numPr>
+    </w:p>
+    <w:p>
+      <w:pPr>
+        <w:pStyle w:val="BodyText"/>
       </w:pPr>
       <w:r>
         <w:t xml:space="preserve">MARCUS: And I signed with Meridian on Friday afternoon. Heat mapping starts in June.</w:t>
       </w:r>
-      <w:r>
-        <w:t xml:space="preserve"> </w:t>
-      </w:r>
-      <w:r>
-        <w:t xml:space="preserve">마커스: 그리고 금요일 오후에 메리디언과 계약했어. 열 분포 시험은 6월에 시작해.</w:t>
-      </w:r>
-    </w:p>
-    <w:p>
-      <w:pPr>
-        <w:numPr>
-          <w:ilvl w:val="0"/>
-          <w:numId w:val="1001"/>
-        </w:numPr>
+    </w:p>
+    <w:p>
+      <w:pPr>
+        <w:pStyle w:val="BodyText"/>
       </w:pPr>
       <w:r>
         <w:t xml:space="preserve">ELENA: And Halvern? Any more news about Corwin?</w:t>
       </w:r>
-      <w:r>
-        <w:t xml:space="preserve"> </w:t>
-      </w:r>
-      <w:r>
-        <w:t xml:space="preserve">엘레나: 그리고 할번은요? 코윈 관련 소식 더 있어요?</w:t>
-      </w:r>
-    </w:p>
-    <w:p>
-      <w:pPr>
-        <w:numPr>
-          <w:ilvl w:val="0"/>
-          <w:numId w:val="1001"/>
-        </w:numPr>
+    </w:p>
+    <w:p>
+      <w:pPr>
+        <w:pStyle w:val="BodyText"/>
       </w:pPr>
       <w:r>
         <w:t xml:space="preserve">NOAH: Nothing official. Diane says we can’t do anything with a rumor.</w:t>
       </w:r>
-      <w:r>
-        <w:t xml:space="preserve"> </w:t>
-      </w:r>
-      <w:r>
-        <w:t xml:space="preserve">노아: 공식적인 건 없어요. 다이앤 말로는 소문으로는 아무것도 할 수 없대요.</w:t>
-      </w:r>
-    </w:p>
-    <w:p>
-      <w:pPr>
-        <w:numPr>
-          <w:ilvl w:val="0"/>
-          <w:numId w:val="1001"/>
-        </w:numPr>
+    </w:p>
+    <w:p>
+      <w:pPr>
+        <w:pStyle w:val="BodyText"/>
       </w:pPr>
       <w:r>
         <w:t xml:space="preserve">PRIYA: So what do we do?</w:t>
       </w:r>
-      <w:r>
-        <w:t xml:space="preserve"> </w:t>
-      </w:r>
-      <w:r>
-        <w:t xml:space="preserve">프리야: 그럼 우린 뭘 하죠?</w:t>
-      </w:r>
-    </w:p>
-    <w:p>
-      <w:pPr>
-        <w:numPr>
-          <w:ilvl w:val="0"/>
-          <w:numId w:val="1001"/>
-        </w:numPr>
+    </w:p>
+    <w:p>
+      <w:pPr>
+        <w:pStyle w:val="BodyText"/>
       </w:pPr>
       <w:r>
         <w:t xml:space="preserve">NOAH: We can’t control their speed. Only ours. If we spend our energy worrying about Halvern, we lose time we don’t have. So today, we pick a CRO and keep moving.</w:t>
-      </w:r>
-      <w:r>
-        <w:t xml:space="preserve"> </w:t>
-      </w:r>
-      <w:r>
-        <w:t xml:space="preserve">노아: 그들의 속도는 통제할 수 없어. 우리 속도만. 할번 걱정에 에너지를 쓰면, 없는 시간을 잃는 거야. 그러니까 오늘 CRO를 고르고 계속 나아가자.</w:t>
       </w:r>
     </w:p>
     <w:bookmarkEnd w:id="21"/>
@@ -403,597 +268,282 @@
     </w:p>
     <w:p>
       <w:pPr>
-        <w:numPr>
-          <w:ilvl w:val="0"/>
-          <w:numId w:val="1002"/>
-        </w:numPr>
+        <w:pStyle w:val="FirstParagraph"/>
       </w:pPr>
       <w:r>
         <w:t xml:space="preserve">GRACE: I read both CRO proposals last night. Can I share my notes?</w:t>
       </w:r>
-      <w:r>
-        <w:t xml:space="preserve"> </w:t>
-      </w:r>
-      <w:r>
-        <w:t xml:space="preserve">그레이스: 어젯밤에 CRO 제안서 두 개를 읽었어요. 메모를 공유해도 될까요?</w:t>
-      </w:r>
-    </w:p>
-    <w:p>
-      <w:pPr>
-        <w:numPr>
-          <w:ilvl w:val="0"/>
-          <w:numId w:val="1002"/>
-        </w:numPr>
+    </w:p>
+    <w:p>
+      <w:pPr>
+        <w:pStyle w:val="BodyText"/>
       </w:pPr>
       <w:r>
         <w:t xml:space="preserve">NOAH: Please. That’s why we hired you.</w:t>
       </w:r>
-      <w:r>
-        <w:t xml:space="preserve"> </w:t>
-      </w:r>
-      <w:r>
-        <w:t xml:space="preserve">노아: 부탁해요. 그래서 모신 거예요.</w:t>
-      </w:r>
-    </w:p>
-    <w:p>
-      <w:pPr>
-        <w:numPr>
-          <w:ilvl w:val="0"/>
-          <w:numId w:val="1002"/>
-        </w:numPr>
+    </w:p>
+    <w:p>
+      <w:pPr>
+        <w:pStyle w:val="BodyText"/>
       </w:pPr>
       <w:r>
         <w:t xml:space="preserve">GRACE: First, what does a CRO do? For Marcus. I heard about the acronym list.</w:t>
       </w:r>
-      <w:r>
-        <w:t xml:space="preserve"> </w:t>
-      </w:r>
-      <w:r>
-        <w:t xml:space="preserve">그레이스: 먼저 CRO가 뭘 하는지요. 마커스를 위해서요. 약자 목록 얘기 들었어요.</w:t>
-      </w:r>
-    </w:p>
-    <w:p>
-      <w:pPr>
-        <w:numPr>
-          <w:ilvl w:val="0"/>
-          <w:numId w:val="1002"/>
-        </w:numPr>
+    </w:p>
+    <w:p>
+      <w:pPr>
+        <w:pStyle w:val="BodyText"/>
       </w:pPr>
       <w:r>
         <w:t xml:space="preserve">MARCUS: Contract research organization. Number nineteen. I’m ahead of you.</w:t>
       </w:r>
-      <w:r>
-        <w:t xml:space="preserve"> </w:t>
-      </w:r>
-      <w:r>
-        <w:t xml:space="preserve">마커스: 임상시험수탁기관. 19번. 내가 한발 앞서 있어.</w:t>
-      </w:r>
-    </w:p>
-    <w:p>
-      <w:pPr>
-        <w:numPr>
-          <w:ilvl w:val="0"/>
-          <w:numId w:val="1002"/>
-        </w:numPr>
+    </w:p>
+    <w:p>
+      <w:pPr>
+        <w:pStyle w:val="BodyText"/>
       </w:pPr>
       <w:r>
         <w:t xml:space="preserve">GRACE: Impressive. A CRO runs the trial for us. Sites, monitoring, data.</w:t>
       </w:r>
-      <w:r>
-        <w:t xml:space="preserve"> </w:t>
-      </w:r>
-      <w:r>
-        <w:t xml:space="preserve">그레이스: 대단하시네요. CRO는 우리 대신 임상을 운영해요. 사이트, 모니터링, 데이터.</w:t>
-      </w:r>
-    </w:p>
-    <w:p>
-      <w:pPr>
-        <w:numPr>
-          <w:ilvl w:val="0"/>
-          <w:numId w:val="1002"/>
-        </w:numPr>
+    </w:p>
+    <w:p>
+      <w:pPr>
+        <w:pStyle w:val="BodyText"/>
       </w:pPr>
       <w:r>
         <w:t xml:space="preserve">ELENA: We design the trial. They make it happen. In fifteen clinics.</w:t>
       </w:r>
-      <w:r>
-        <w:t xml:space="preserve"> </w:t>
-      </w:r>
-      <w:r>
-        <w:t xml:space="preserve">엘레나: 임상 설계는 우리가 하고, 실행은 그들이 해요. 병원 열다섯 곳에서.</w:t>
-      </w:r>
-    </w:p>
-    <w:p>
-      <w:pPr>
-        <w:numPr>
-          <w:ilvl w:val="0"/>
-          <w:numId w:val="1002"/>
-        </w:numPr>
+    </w:p>
+    <w:p>
+      <w:pPr>
+        <w:pStyle w:val="BodyText"/>
       </w:pPr>
       <w:r>
         <w:t xml:space="preserve">GRACE: Proposal one, GlobalTrial. Very big. Sixteen point eight million.</w:t>
       </w:r>
-      <w:r>
-        <w:t xml:space="preserve"> </w:t>
-      </w:r>
-      <w:r>
-        <w:t xml:space="preserve">그레이스: 제안서 1, 글로벌트라이얼. 아주 큰 회사예요. 1,680만 달러.</w:t>
-      </w:r>
-    </w:p>
-    <w:p>
-      <w:pPr>
-        <w:numPr>
-          <w:ilvl w:val="0"/>
-          <w:numId w:val="1002"/>
-        </w:numPr>
+    </w:p>
+    <w:p>
+      <w:pPr>
+        <w:pStyle w:val="BodyText"/>
       </w:pPr>
       <w:r>
         <w:t xml:space="preserve">NOAH: Sixteen point eight? Our model said fifteen for the whole trial.</w:t>
       </w:r>
-      <w:r>
-        <w:t xml:space="preserve"> </w:t>
-      </w:r>
-      <w:r>
-        <w:t xml:space="preserve">노아: 1,680만이요? 우리 모델엔 임상 전체가 1,500만이었는데요.</w:t>
-      </w:r>
-    </w:p>
-    <w:p>
-      <w:pPr>
-        <w:numPr>
-          <w:ilvl w:val="0"/>
-          <w:numId w:val="1002"/>
-        </w:numPr>
+    </w:p>
+    <w:p>
+      <w:pPr>
+        <w:pStyle w:val="BodyText"/>
       </w:pPr>
       <w:r>
         <w:t xml:space="preserve">GRACE: Proposal two, Clearpath Clinical. Mid-size. Fourteen point two.</w:t>
       </w:r>
-      <w:r>
-        <w:t xml:space="preserve"> </w:t>
-      </w:r>
-      <w:r>
-        <w:t xml:space="preserve">그레이스: 제안서 2, 클리어패스 클리니컬. 중간 규모. 1,420만.</w:t>
-      </w:r>
-    </w:p>
-    <w:p>
-      <w:pPr>
-        <w:numPr>
-          <w:ilvl w:val="0"/>
-          <w:numId w:val="1002"/>
-        </w:numPr>
+    </w:p>
+    <w:p>
+      <w:pPr>
+        <w:pStyle w:val="BodyText"/>
       </w:pPr>
       <w:r>
         <w:t xml:space="preserve">MARCUS: Cheaper by two point six million. Why?</w:t>
       </w:r>
-      <w:r>
-        <w:t xml:space="preserve"> </w:t>
-      </w:r>
-      <w:r>
-        <w:t xml:space="preserve">마커스: 260만 달러 더 싸네. 왜지?</w:t>
-      </w:r>
-    </w:p>
-    <w:p>
-      <w:pPr>
-        <w:numPr>
-          <w:ilvl w:val="0"/>
-          <w:numId w:val="1002"/>
-        </w:numPr>
+    </w:p>
+    <w:p>
+      <w:pPr>
+        <w:pStyle w:val="BodyText"/>
       </w:pPr>
       <w:r>
         <w:t xml:space="preserve">GRACE: Smaller overhead. And GlobalTrial assumes a bigger team. Twice as many managers.</w:t>
       </w:r>
-      <w:r>
-        <w:t xml:space="preserve"> </w:t>
-      </w:r>
-      <w:r>
-        <w:t xml:space="preserve">그레이스: 간접비가 적어요. 그리고 글로벌트라이얼은 팀을 더 크게 잡았어요. 매니저가 두 배예요.</w:t>
-      </w:r>
-    </w:p>
-    <w:p>
-      <w:pPr>
-        <w:numPr>
-          <w:ilvl w:val="0"/>
-          <w:numId w:val="1002"/>
-        </w:numPr>
+    </w:p>
+    <w:p>
+      <w:pPr>
+        <w:pStyle w:val="BodyText"/>
       </w:pPr>
       <w:r>
         <w:t xml:space="preserve">ELENA: Does bigger mean better?</w:t>
       </w:r>
-      <w:r>
-        <w:t xml:space="preserve"> </w:t>
-      </w:r>
-      <w:r>
-        <w:t xml:space="preserve">엘레나: 더 크면 더 좋은 건가요?</w:t>
-      </w:r>
-    </w:p>
-    <w:p>
-      <w:pPr>
-        <w:numPr>
-          <w:ilvl w:val="0"/>
-          <w:numId w:val="1002"/>
-        </w:numPr>
+    </w:p>
+    <w:p>
+      <w:pPr>
+        <w:pStyle w:val="BodyText"/>
       </w:pPr>
       <w:r>
         <w:t xml:space="preserve">GRACE: For a three-hundred-patient trial? Not necessarily. Big CROs are great for huge global trials, but on a smaller study, you can become a small client. Sometimes bigger means slower.</w:t>
       </w:r>
-      <w:r>
-        <w:t xml:space="preserve"> </w:t>
-      </w:r>
-      <w:r>
-        <w:t xml:space="preserve">그레이스: 환자 300명짜리 임상이라면요? 꼭 그렇진 않아요. 큰 CRO는 대규모 글로벌 임상에는 좋지만, 작은 연구에선 우리가 작은 고객이 될 수 있어요. 크면 오히려 느릴 때도 있어요.</w:t>
-      </w:r>
-    </w:p>
-    <w:p>
-      <w:pPr>
-        <w:numPr>
-          <w:ilvl w:val="0"/>
-          <w:numId w:val="1002"/>
-        </w:numPr>
+    </w:p>
+    <w:p>
+      <w:pPr>
+        <w:pStyle w:val="BodyText"/>
       </w:pPr>
       <w:r>
         <w:t xml:space="preserve">NOAH: Which one would you pick?</w:t>
       </w:r>
-      <w:r>
-        <w:t xml:space="preserve"> </w:t>
-      </w:r>
-      <w:r>
-        <w:t xml:space="preserve">노아: 그레이스라면 어디를 고르겠어요?</w:t>
-      </w:r>
-    </w:p>
-    <w:p>
-      <w:pPr>
-        <w:numPr>
-          <w:ilvl w:val="0"/>
-          <w:numId w:val="1002"/>
-        </w:numPr>
+    </w:p>
+    <w:p>
+      <w:pPr>
+        <w:pStyle w:val="BodyText"/>
       </w:pPr>
       <w:r>
         <w:t xml:space="preserve">GRACE: Clearpath. But not at fourteen point two.</w:t>
       </w:r>
-      <w:r>
-        <w:t xml:space="preserve"> </w:t>
-      </w:r>
-      <w:r>
-        <w:t xml:space="preserve">그레이스: 클리어패스요. 하지만 1,420만은 아니에요.</w:t>
-      </w:r>
-    </w:p>
-    <w:p>
-      <w:pPr>
-        <w:numPr>
-          <w:ilvl w:val="0"/>
-          <w:numId w:val="1002"/>
-        </w:numPr>
+    </w:p>
+    <w:p>
+      <w:pPr>
+        <w:pStyle w:val="BodyText"/>
       </w:pPr>
       <w:r>
         <w:t xml:space="preserve">PRIYA: Why not?</w:t>
       </w:r>
-      <w:r>
-        <w:t xml:space="preserve"> </w:t>
-      </w:r>
-      <w:r>
-        <w:t xml:space="preserve">프리야: 왜요?</w:t>
-      </w:r>
-    </w:p>
-    <w:p>
-      <w:pPr>
-        <w:numPr>
-          <w:ilvl w:val="0"/>
-          <w:numId w:val="1002"/>
-        </w:numPr>
+    </w:p>
+    <w:p>
+      <w:pPr>
+        <w:pStyle w:val="BodyText"/>
       </w:pPr>
       <w:r>
         <w:t xml:space="preserve">GRACE: Every budget has padding. I used to write these budgets myself, so I know where it hides. It’s usually in three places, and none of them are on the first page.</w:t>
       </w:r>
-      <w:r>
-        <w:t xml:space="preserve"> </w:t>
-      </w:r>
-      <w:r>
-        <w:t xml:space="preserve">그레이스: 모든 예산엔 부풀린 부분이 있어요. 제가 이런 예산을 직접 썼었거든요. 그래서 어디 숨는지 알아요. 보통 세 군데에 있고, 첫 페이지엔 하나도 없어요.</w:t>
-      </w:r>
-    </w:p>
-    <w:p>
-      <w:pPr>
-        <w:numPr>
-          <w:ilvl w:val="0"/>
-          <w:numId w:val="1002"/>
-        </w:numPr>
+    </w:p>
+    <w:p>
+      <w:pPr>
+        <w:pStyle w:val="BodyText"/>
       </w:pPr>
       <w:r>
         <w:t xml:space="preserve">MARCUS: Now I really like you.</w:t>
       </w:r>
-      <w:r>
-        <w:t xml:space="preserve"> </w:t>
-      </w:r>
-      <w:r>
-        <w:t xml:space="preserve">마커스: 이제 정말 마음에 드네.</w:t>
-      </w:r>
-    </w:p>
-    <w:p>
-      <w:pPr>
-        <w:numPr>
-          <w:ilvl w:val="0"/>
-          <w:numId w:val="1002"/>
-        </w:numPr>
+    </w:p>
+    <w:p>
+      <w:pPr>
+        <w:pStyle w:val="BodyText"/>
       </w:pPr>
       <w:r>
         <w:t xml:space="preserve">GRACE: Look at monitoring. They plan a site visit every four weeks. At every site.</w:t>
       </w:r>
-      <w:r>
-        <w:t xml:space="preserve"> </w:t>
-      </w:r>
-      <w:r>
-        <w:t xml:space="preserve">그레이스: 모니터링을 보세요. 모든 사이트에 4주마다 방문하는 걸로 잡았어요.</w:t>
-      </w:r>
-    </w:p>
-    <w:p>
-      <w:pPr>
-        <w:numPr>
-          <w:ilvl w:val="0"/>
-          <w:numId w:val="1002"/>
-        </w:numPr>
+    </w:p>
+    <w:p>
+      <w:pPr>
+        <w:pStyle w:val="BodyText"/>
       </w:pPr>
       <w:r>
         <w:t xml:space="preserve">ELENA: Monitoring means checking the clinics follow the protocol. Right?</w:t>
       </w:r>
-      <w:r>
-        <w:t xml:space="preserve"> </w:t>
-      </w:r>
-      <w:r>
-        <w:t xml:space="preserve">엘레나: 모니터링은 병원이 프로토콜을 잘 지키는지 확인하는 거죠?</w:t>
-      </w:r>
-    </w:p>
-    <w:p>
-      <w:pPr>
-        <w:numPr>
-          <w:ilvl w:val="0"/>
-          <w:numId w:val="1002"/>
-        </w:numPr>
+    </w:p>
+    <w:p>
+      <w:pPr>
+        <w:pStyle w:val="BodyText"/>
       </w:pPr>
       <w:r>
         <w:t xml:space="preserve">GRACE: Right. But modern trials use risk-based monitoring. Visit more where risk is higher.</w:t>
       </w:r>
-      <w:r>
-        <w:t xml:space="preserve"> </w:t>
-      </w:r>
-      <w:r>
-        <w:t xml:space="preserve">그레이스: 맞아요. 하지만 요즘 임상은 위험 기반 모니터링을 써요. 위험이 높은 곳을 더 자주 방문하죠.</w:t>
-      </w:r>
-    </w:p>
-    <w:p>
-      <w:pPr>
-        <w:numPr>
-          <w:ilvl w:val="0"/>
-          <w:numId w:val="1002"/>
-        </w:numPr>
+    </w:p>
+    <w:p>
+      <w:pPr>
+        <w:pStyle w:val="BodyText"/>
       </w:pPr>
       <w:r>
         <w:t xml:space="preserve">NOAH: And less where risk is low.</w:t>
       </w:r>
-      <w:r>
-        <w:t xml:space="preserve"> </w:t>
-      </w:r>
-      <w:r>
-        <w:t xml:space="preserve">노아: 그리고 위험이 낮은 곳은 덜.</w:t>
-      </w:r>
-    </w:p>
-    <w:p>
-      <w:pPr>
-        <w:numPr>
-          <w:ilvl w:val="0"/>
-          <w:numId w:val="1002"/>
-        </w:numPr>
+    </w:p>
+    <w:p>
+      <w:pPr>
+        <w:pStyle w:val="BodyText"/>
       </w:pPr>
       <w:r>
         <w:t xml:space="preserve">GRACE: Exactly. And some checks can be done remotely now. From a laptop.</w:t>
       </w:r>
-      <w:r>
-        <w:t xml:space="preserve"> </w:t>
-      </w:r>
-      <w:r>
-        <w:t xml:space="preserve">그레이스: 맞아요. 그리고 요즘은 일부 확인을 원격으로 할 수 있어요. 노트북으로요.</w:t>
-      </w:r>
-    </w:p>
-    <w:p>
-      <w:pPr>
-        <w:numPr>
-          <w:ilvl w:val="0"/>
-          <w:numId w:val="1002"/>
-        </w:numPr>
+    </w:p>
+    <w:p>
+      <w:pPr>
+        <w:pStyle w:val="BodyText"/>
       </w:pPr>
       <w:r>
         <w:t xml:space="preserve">MARCUS: How much does that save?</w:t>
       </w:r>
-      <w:r>
-        <w:t xml:space="preserve"> </w:t>
-      </w:r>
-      <w:r>
-        <w:t xml:space="preserve">마커스: 그걸로 얼마나 아껴?</w:t>
-      </w:r>
-    </w:p>
-    <w:p>
-      <w:pPr>
-        <w:numPr>
-          <w:ilvl w:val="0"/>
-          <w:numId w:val="1002"/>
-        </w:numPr>
+    </w:p>
+    <w:p>
+      <w:pPr>
+        <w:pStyle w:val="BodyText"/>
       </w:pPr>
       <w:r>
         <w:t xml:space="preserve">GRACE: Maybe a million. Maybe more.</w:t>
       </w:r>
-      <w:r>
-        <w:t xml:space="preserve"> </w:t>
-      </w:r>
-      <w:r>
-        <w:t xml:space="preserve">그레이스: 100만 달러쯤. 어쩌면 그 이상.</w:t>
-      </w:r>
-    </w:p>
-    <w:p>
-      <w:pPr>
-        <w:numPr>
-          <w:ilvl w:val="0"/>
-          <w:numId w:val="1002"/>
-        </w:numPr>
+    </w:p>
+    <w:p>
+      <w:pPr>
+        <w:pStyle w:val="BodyText"/>
       </w:pPr>
       <w:r>
         <w:t xml:space="preserve">PRIYA: What else?</w:t>
       </w:r>
-      <w:r>
-        <w:t xml:space="preserve"> </w:t>
-      </w:r>
-      <w:r>
-        <w:t xml:space="preserve">프리야: 또 뭐가 있어요?</w:t>
-      </w:r>
-    </w:p>
-    <w:p>
-      <w:pPr>
-        <w:numPr>
-          <w:ilvl w:val="0"/>
-          <w:numId w:val="1002"/>
-        </w:numPr>
+    </w:p>
+    <w:p>
+      <w:pPr>
+        <w:pStyle w:val="BodyText"/>
       </w:pPr>
       <w:r>
         <w:t xml:space="preserve">GRACE: Pass-through costs. Travel, printing, courier. They added a fifteen percent fee on top.</w:t>
       </w:r>
-      <w:r>
-        <w:t xml:space="preserve"> </w:t>
-      </w:r>
-      <w:r>
-        <w:t xml:space="preserve">그레이스: 대행 비용이요. 출장, 인쇄, 택배. 그 위에 15퍼센트 수수료를 붙였어요.</w:t>
-      </w:r>
-    </w:p>
-    <w:p>
-      <w:pPr>
-        <w:numPr>
-          <w:ilvl w:val="0"/>
-          <w:numId w:val="1002"/>
-        </w:numPr>
+    </w:p>
+    <w:p>
+      <w:pPr>
+        <w:pStyle w:val="BodyText"/>
       </w:pPr>
       <w:r>
         <w:t xml:space="preserve">NOAH: A fee for paying our bills?</w:t>
       </w:r>
-      <w:r>
-        <w:t xml:space="preserve"> </w:t>
-      </w:r>
-      <w:r>
-        <w:t xml:space="preserve">노아: 우리 청구서를 대신 내 주는 데 수수료를요?</w:t>
-      </w:r>
-    </w:p>
-    <w:p>
-      <w:pPr>
-        <w:numPr>
-          <w:ilvl w:val="0"/>
-          <w:numId w:val="1002"/>
-        </w:numPr>
+    </w:p>
+    <w:p>
+      <w:pPr>
+        <w:pStyle w:val="BodyText"/>
       </w:pPr>
       <w:r>
         <w:t xml:space="preserve">GRACE: It’s common. But it’s negotiable. Most sponsors don’t notice.</w:t>
       </w:r>
-      <w:r>
-        <w:t xml:space="preserve"> </w:t>
-      </w:r>
-      <w:r>
-        <w:t xml:space="preserve">그레이스: 흔한 일이에요. 하지만 협상 가능해요. 대부분의 스폰서는 눈치를 못 채요.</w:t>
-      </w:r>
-    </w:p>
-    <w:p>
-      <w:pPr>
-        <w:numPr>
-          <w:ilvl w:val="0"/>
-          <w:numId w:val="1002"/>
-        </w:numPr>
+    </w:p>
+    <w:p>
+      <w:pPr>
+        <w:pStyle w:val="BodyText"/>
       </w:pPr>
       <w:r>
         <w:t xml:space="preserve">ELENA: And the third thing? I can see you have a third thing.</w:t>
       </w:r>
-      <w:r>
-        <w:t xml:space="preserve"> </w:t>
-      </w:r>
-      <w:r>
-        <w:t xml:space="preserve">엘레나: 그리고 세 번째는요? 세 번째가 있는 게 보이는데요.</w:t>
-      </w:r>
-    </w:p>
-    <w:p>
-      <w:pPr>
-        <w:numPr>
-          <w:ilvl w:val="0"/>
-          <w:numId w:val="1002"/>
-        </w:numPr>
+    </w:p>
+    <w:p>
+      <w:pPr>
+        <w:pStyle w:val="BodyText"/>
       </w:pPr>
       <w:r>
         <w:t xml:space="preserve">GRACE: Change orders. If anything changes, they charge extra. Their rates are high.</w:t>
       </w:r>
-      <w:r>
-        <w:t xml:space="preserve"> </w:t>
-      </w:r>
-      <w:r>
-        <w:t xml:space="preserve">그레이스: 변경 주문이요. 뭐든 바뀌면 추가 요금을 받아요. 요율이 높아요.</w:t>
-      </w:r>
-    </w:p>
-    <w:p>
-      <w:pPr>
-        <w:numPr>
-          <w:ilvl w:val="0"/>
-          <w:numId w:val="1002"/>
-        </w:numPr>
+    </w:p>
+    <w:p>
+      <w:pPr>
+        <w:pStyle w:val="BodyText"/>
       </w:pPr>
       <w:r>
         <w:t xml:space="preserve">MARCUS: Every trial changes. Something always changes.</w:t>
       </w:r>
-      <w:r>
-        <w:t xml:space="preserve"> </w:t>
-      </w:r>
-      <w:r>
-        <w:t xml:space="preserve">마커스: 모든 임상은 바뀌어. 뭔가는 꼭 바뀌지.</w:t>
-      </w:r>
-    </w:p>
-    <w:p>
-      <w:pPr>
-        <w:numPr>
-          <w:ilvl w:val="0"/>
-          <w:numId w:val="1002"/>
-        </w:numPr>
+    </w:p>
+    <w:p>
+      <w:pPr>
+        <w:pStyle w:val="BodyText"/>
       </w:pPr>
       <w:r>
         <w:t xml:space="preserve">GRACE: That’s how CROs make their real money. The first price looks good, and then the change orders arrive. So we cap the rates now, before signing, while we still have leverage.</w:t>
       </w:r>
-      <w:r>
-        <w:t xml:space="preserve"> </w:t>
-      </w:r>
-      <w:r>
-        <w:t xml:space="preserve">그레이스: CRO는 그걸로 진짜 돈을 벌어요. 첫 가격은 좋아 보이는데, 그다음에 변경 주문이 들어오죠. 그러니까 아직 협상력이 있을 때, 서명 전에 지금 요율 상한을 정해야 해요.</w:t>
-      </w:r>
-    </w:p>
-    <w:p>
-      <w:pPr>
-        <w:numPr>
-          <w:ilvl w:val="0"/>
-          <w:numId w:val="1002"/>
-        </w:numPr>
+    </w:p>
+    <w:p>
+      <w:pPr>
+        <w:pStyle w:val="BodyText"/>
       </w:pPr>
       <w:r>
         <w:t xml:space="preserve">NOAH: Grace, you’ve been here two hours. You may have saved us two million.</w:t>
       </w:r>
-      <w:r>
-        <w:t xml:space="preserve"> </w:t>
-      </w:r>
-      <w:r>
-        <w:t xml:space="preserve">노아: 그레이스, 온 지 두 시간 만에 200만 달러를 아껴 준 것 같네요.</w:t>
-      </w:r>
-    </w:p>
-    <w:p>
-      <w:pPr>
-        <w:numPr>
-          <w:ilvl w:val="0"/>
-          <w:numId w:val="1002"/>
-        </w:numPr>
+    </w:p>
+    <w:p>
+      <w:pPr>
+        <w:pStyle w:val="BodyText"/>
       </w:pPr>
       <w:r>
         <w:t xml:space="preserve">GRACE: Let’s see if Ben agrees. He’s in the lobby.</w:t>
-      </w:r>
-      <w:r>
-        <w:t xml:space="preserve"> </w:t>
-      </w:r>
-      <w:r>
-        <w:t xml:space="preserve">그레이스: 벤이 동의하는지 보죠. 로비에 와 있어요.</w:t>
       </w:r>
     </w:p>
     <w:bookmarkEnd w:id="22"/>
@@ -1008,512 +558,242 @@
     </w:p>
     <w:p>
       <w:pPr>
-        <w:numPr>
-          <w:ilvl w:val="0"/>
-          <w:numId w:val="1003"/>
-        </w:numPr>
+        <w:pStyle w:val="FirstParagraph"/>
       </w:pPr>
       <w:r>
         <w:t xml:space="preserve">BEN: Good morning. Ben Adler, Clearpath. Thanks for considering us.</w:t>
       </w:r>
-      <w:r>
-        <w:t xml:space="preserve"> </w:t>
-      </w:r>
-      <w:r>
-        <w:t xml:space="preserve">벤: 안녕하세요. 클리어패스의 벤 애들러입니다. 저희를 고려해 주셔서 감사해요.</w:t>
-      </w:r>
-    </w:p>
-    <w:p>
-      <w:pPr>
-        <w:numPr>
-          <w:ilvl w:val="0"/>
-          <w:numId w:val="1003"/>
-        </w:numPr>
+    </w:p>
+    <w:p>
+      <w:pPr>
+        <w:pStyle w:val="BodyText"/>
       </w:pPr>
       <w:r>
         <w:t xml:space="preserve">NOAH: Thanks for coming, Ben. You know Elena. This is Grace, our new ops manager.</w:t>
       </w:r>
-      <w:r>
-        <w:t xml:space="preserve"> </w:t>
-      </w:r>
-      <w:r>
-        <w:t xml:space="preserve">노아: 와 주셔서 감사해요, 벤. 엘레나는 아시죠. 이쪽은 새 운영 매니저 그레이스예요.</w:t>
-      </w:r>
-    </w:p>
-    <w:p>
-      <w:pPr>
-        <w:numPr>
-          <w:ilvl w:val="0"/>
-          <w:numId w:val="1003"/>
-        </w:numPr>
+    </w:p>
+    <w:p>
+      <w:pPr>
+        <w:pStyle w:val="BodyText"/>
       </w:pPr>
       <w:r>
         <w:t xml:space="preserve">BEN: Grace Kim? From GlobalTrial?</w:t>
       </w:r>
-      <w:r>
-        <w:t xml:space="preserve"> </w:t>
-      </w:r>
-      <w:r>
-        <w:t xml:space="preserve">벤: 그레이스 김? 글로벌트라이얼에 계셨던?</w:t>
-      </w:r>
-    </w:p>
-    <w:p>
-      <w:pPr>
-        <w:numPr>
-          <w:ilvl w:val="0"/>
-          <w:numId w:val="1003"/>
-        </w:numPr>
+    </w:p>
+    <w:p>
+      <w:pPr>
+        <w:pStyle w:val="BodyText"/>
       </w:pPr>
       <w:r>
         <w:t xml:space="preserve">GRACE: That’s me. We met at a conference in Boston. Three years ago.</w:t>
       </w:r>
-      <w:r>
-        <w:t xml:space="preserve"> </w:t>
-      </w:r>
-      <w:r>
-        <w:t xml:space="preserve">그레이스: 맞아요. 3년 전에 보스턴 학회에서 만났죠.</w:t>
-      </w:r>
-    </w:p>
-    <w:p>
-      <w:pPr>
-        <w:numPr>
-          <w:ilvl w:val="0"/>
-          <w:numId w:val="1003"/>
-        </w:numPr>
+    </w:p>
+    <w:p>
+      <w:pPr>
+        <w:pStyle w:val="BodyText"/>
       </w:pPr>
       <w:r>
         <w:t xml:space="preserve">BEN: I remember. You asked the hardest question in my session.</w:t>
       </w:r>
-      <w:r>
-        <w:t xml:space="preserve"> </w:t>
-      </w:r>
-      <w:r>
-        <w:t xml:space="preserve">벤: 기억나요. 제 세션에서 제일 어려운 질문을 하셨죠.</w:t>
-      </w:r>
-    </w:p>
-    <w:p>
-      <w:pPr>
-        <w:numPr>
-          <w:ilvl w:val="0"/>
-          <w:numId w:val="1003"/>
-        </w:numPr>
+    </w:p>
+    <w:p>
+      <w:pPr>
+        <w:pStyle w:val="BodyText"/>
       </w:pPr>
       <w:r>
         <w:t xml:space="preserve">GRACE: I’ll try to be nicer today.</w:t>
       </w:r>
-      <w:r>
-        <w:t xml:space="preserve"> </w:t>
-      </w:r>
-      <w:r>
-        <w:t xml:space="preserve">그레이스: 오늘은 좀 더 친절하게 해 볼게요.</w:t>
-      </w:r>
-    </w:p>
-    <w:p>
-      <w:pPr>
-        <w:numPr>
-          <w:ilvl w:val="0"/>
-          <w:numId w:val="1003"/>
-        </w:numPr>
+    </w:p>
+    <w:p>
+      <w:pPr>
+        <w:pStyle w:val="BodyText"/>
       </w:pPr>
       <w:r>
         <w:t xml:space="preserve">BEN: Please don’t. Hard questions make better contracts.</w:t>
       </w:r>
-      <w:r>
-        <w:t xml:space="preserve"> </w:t>
-      </w:r>
-      <w:r>
-        <w:t xml:space="preserve">벤: 그러지 마세요. 어려운 질문이 더 좋은 계약을 만들어요.</w:t>
-      </w:r>
-    </w:p>
-    <w:p>
-      <w:pPr>
-        <w:numPr>
-          <w:ilvl w:val="0"/>
-          <w:numId w:val="1003"/>
-        </w:numPr>
+    </w:p>
+    <w:p>
+      <w:pPr>
+        <w:pStyle w:val="BodyText"/>
       </w:pPr>
       <w:r>
         <w:t xml:space="preserve">NOAH: Ben, we like your proposal, and we’d like to work with Clearpath. But fourteen point two is above our budget, so we need to find a way to close the gap together.</w:t>
       </w:r>
-      <w:r>
-        <w:t xml:space="preserve"> </w:t>
-      </w:r>
-      <w:r>
-        <w:t xml:space="preserve">노아: 벤, 제안서는 마음에 들고, 클리어패스와 일하고 싶어요. 하지만 1,420만은 저희 예산을 넘어요. 그러니까 함께 그 차이를 좁힐 방법을 찾아야 해요.</w:t>
-      </w:r>
-    </w:p>
-    <w:p>
-      <w:pPr>
-        <w:numPr>
-          <w:ilvl w:val="0"/>
-          <w:numId w:val="1003"/>
-        </w:numPr>
+    </w:p>
+    <w:p>
+      <w:pPr>
+        <w:pStyle w:val="BodyText"/>
       </w:pPr>
       <w:r>
         <w:t xml:space="preserve">BEN: What’s your budget?</w:t>
       </w:r>
-      <w:r>
-        <w:t xml:space="preserve"> </w:t>
-      </w:r>
-      <w:r>
-        <w:t xml:space="preserve">벤: 예산이 얼마인데요?</w:t>
-      </w:r>
-    </w:p>
-    <w:p>
-      <w:pPr>
-        <w:numPr>
-          <w:ilvl w:val="0"/>
-          <w:numId w:val="1003"/>
-        </w:numPr>
+    </w:p>
+    <w:p>
+      <w:pPr>
+        <w:pStyle w:val="BodyText"/>
       </w:pPr>
       <w:r>
         <w:t xml:space="preserve">NOAH: Twelve and a half.</w:t>
       </w:r>
-      <w:r>
-        <w:t xml:space="preserve"> </w:t>
-      </w:r>
-      <w:r>
-        <w:t xml:space="preserve">노아: 1,250만이요.</w:t>
-      </w:r>
-    </w:p>
-    <w:p>
-      <w:pPr>
-        <w:numPr>
-          <w:ilvl w:val="0"/>
-          <w:numId w:val="1003"/>
-        </w:numPr>
+    </w:p>
+    <w:p>
+      <w:pPr>
+        <w:pStyle w:val="BodyText"/>
       </w:pPr>
       <w:r>
         <w:t xml:space="preserve">BEN: That’s a big gap. Over one point five million.</w:t>
       </w:r>
-      <w:r>
-        <w:t xml:space="preserve"> </w:t>
-      </w:r>
-      <w:r>
-        <w:t xml:space="preserve">벤: 차이가 크네요. 150만 달러가 넘어요.</w:t>
-      </w:r>
-    </w:p>
-    <w:p>
-      <w:pPr>
-        <w:numPr>
-          <w:ilvl w:val="0"/>
-          <w:numId w:val="1003"/>
-        </w:numPr>
+    </w:p>
+    <w:p>
+      <w:pPr>
+        <w:pStyle w:val="BodyText"/>
       </w:pPr>
       <w:r>
         <w:t xml:space="preserve">GRACE: Can we look at monitoring first? Every four weeks, every site?</w:t>
       </w:r>
-      <w:r>
-        <w:t xml:space="preserve"> </w:t>
-      </w:r>
-      <w:r>
-        <w:t xml:space="preserve">그레이스: 모니터링부터 볼까요? 4주마다, 모든 사이트?</w:t>
-      </w:r>
-    </w:p>
-    <w:p>
-      <w:pPr>
-        <w:numPr>
-          <w:ilvl w:val="0"/>
-          <w:numId w:val="1003"/>
-        </w:numPr>
+    </w:p>
+    <w:p>
+      <w:pPr>
+        <w:pStyle w:val="BodyText"/>
       </w:pPr>
       <w:r>
         <w:t xml:space="preserve">BEN: That’s our standard approach.</w:t>
       </w:r>
-      <w:r>
-        <w:t xml:space="preserve"> </w:t>
-      </w:r>
-      <w:r>
-        <w:t xml:space="preserve">벤: 저희 표준 방식이에요.</w:t>
-      </w:r>
-    </w:p>
-    <w:p>
-      <w:pPr>
-        <w:numPr>
-          <w:ilvl w:val="0"/>
-          <w:numId w:val="1003"/>
-        </w:numPr>
+    </w:p>
+    <w:p>
+      <w:pPr>
+        <w:pStyle w:val="BodyText"/>
       </w:pPr>
       <w:r>
         <w:t xml:space="preserve">GRACE: Would you consider risk-based monitoring? Plus remote checks?</w:t>
       </w:r>
-      <w:r>
-        <w:t xml:space="preserve"> </w:t>
-      </w:r>
-      <w:r>
-        <w:t xml:space="preserve">그레이스: 위험 기반 모니터링을 고려하실 수 있을까요? 원격 확인까지 더해서요?</w:t>
-      </w:r>
-    </w:p>
-    <w:p>
-      <w:pPr>
-        <w:numPr>
-          <w:ilvl w:val="0"/>
-          <w:numId w:val="1003"/>
-        </w:numPr>
+    </w:p>
+    <w:p>
+      <w:pPr>
+        <w:pStyle w:val="BodyText"/>
       </w:pPr>
       <w:r>
         <w:t xml:space="preserve">BEN: We do it for some clients. It needs a good monitoring plan.</w:t>
       </w:r>
-      <w:r>
-        <w:t xml:space="preserve"> </w:t>
-      </w:r>
-      <w:r>
-        <w:t xml:space="preserve">벤: 일부 고객사엔 해요. 좋은 모니터링 계획이 필요하죠.</w:t>
-      </w:r>
-    </w:p>
-    <w:p>
-      <w:pPr>
-        <w:numPr>
-          <w:ilvl w:val="0"/>
-          <w:numId w:val="1003"/>
-        </w:numPr>
+    </w:p>
+    <w:p>
+      <w:pPr>
+        <w:pStyle w:val="BodyText"/>
       </w:pPr>
       <w:r>
         <w:t xml:space="preserve">GRACE: I’ll write the plan with your team. I’ve written six of them.</w:t>
       </w:r>
-      <w:r>
-        <w:t xml:space="preserve"> </w:t>
-      </w:r>
-      <w:r>
-        <w:t xml:space="preserve">그레이스: 그쪽 팀이랑 같이 계획을 쓸게요. 여섯 개 써 봤어요.</w:t>
-      </w:r>
-    </w:p>
-    <w:p>
-      <w:pPr>
-        <w:numPr>
-          <w:ilvl w:val="0"/>
-          <w:numId w:val="1003"/>
-        </w:numPr>
+    </w:p>
+    <w:p>
+      <w:pPr>
+        <w:pStyle w:val="BodyText"/>
       </w:pPr>
       <w:r>
         <w:t xml:space="preserve">BEN: Then I can take off about nine hundred thousand.</w:t>
       </w:r>
-      <w:r>
-        <w:t xml:space="preserve"> </w:t>
-      </w:r>
-      <w:r>
-        <w:t xml:space="preserve">벤: 그럼 90만 달러 정도 뺄 수 있어요.</w:t>
-      </w:r>
-    </w:p>
-    <w:p>
-      <w:pPr>
-        <w:numPr>
-          <w:ilvl w:val="0"/>
-          <w:numId w:val="1003"/>
-        </w:numPr>
+    </w:p>
+    <w:p>
+      <w:pPr>
+        <w:pStyle w:val="BodyText"/>
       </w:pPr>
       <w:r>
         <w:t xml:space="preserve">MARCUS: What if we take on some monitoring ourselves? Grace could cover the Texas sites.</w:t>
       </w:r>
-      <w:r>
-        <w:t xml:space="preserve"> </w:t>
-      </w:r>
-      <w:r>
-        <w:t xml:space="preserve">마커스: 모니터링 일부를 우리가 직접 하면? 그레이스가 텍사스 사이트를 맡을 수 있어.</w:t>
-      </w:r>
-    </w:p>
-    <w:p>
-      <w:pPr>
-        <w:numPr>
-          <w:ilvl w:val="0"/>
-          <w:numId w:val="1003"/>
-        </w:numPr>
+    </w:p>
+    <w:p>
+      <w:pPr>
+        <w:pStyle w:val="BodyText"/>
       </w:pPr>
       <w:r>
         <w:t xml:space="preserve">BEN: You’d do your own monitoring? In Texas?</w:t>
       </w:r>
-      <w:r>
-        <w:t xml:space="preserve"> </w:t>
-      </w:r>
-      <w:r>
-        <w:t xml:space="preserve">벤: 직접 모니터링을 하시겠다고요? 텍사스에서?</w:t>
-      </w:r>
-    </w:p>
-    <w:p>
-      <w:pPr>
-        <w:numPr>
-          <w:ilvl w:val="0"/>
-          <w:numId w:val="1003"/>
-        </w:numPr>
+    </w:p>
+    <w:p>
+      <w:pPr>
+        <w:pStyle w:val="BodyText"/>
       </w:pPr>
       <w:r>
         <w:t xml:space="preserve">GRACE: Four sites. I’m certified, and I’ve done it for years. Honestly, I’d rather see our sites myself anyway, because a monitor who cares about the product notices more.</w:t>
       </w:r>
-      <w:r>
-        <w:t xml:space="preserve"> </w:t>
-      </w:r>
-      <w:r>
-        <w:t xml:space="preserve">그레이스: 사이트 네 곳이요. 저 자격 있고, 몇 년 동안 해 왔어요. 솔직히 어차피 우리 사이트는 제 눈으로 보고 싶어요. 제품에 애정이 있는 모니터가 더 많은 걸 알아채거든요.</w:t>
-      </w:r>
-    </w:p>
-    <w:p>
-      <w:pPr>
-        <w:numPr>
-          <w:ilvl w:val="0"/>
-          <w:numId w:val="1003"/>
-        </w:numPr>
+    </w:p>
+    <w:p>
+      <w:pPr>
+        <w:pStyle w:val="BodyText"/>
       </w:pPr>
       <w:r>
         <w:t xml:space="preserve">BEN: That’s another three hundred thousand off. Maybe more.</w:t>
       </w:r>
-      <w:r>
-        <w:t xml:space="preserve"> </w:t>
-      </w:r>
-      <w:r>
-        <w:t xml:space="preserve">벤: 그럼 30만 달러가 더 빠지네요. 어쩌면 더.</w:t>
-      </w:r>
-    </w:p>
-    <w:p>
-      <w:pPr>
-        <w:numPr>
-          <w:ilvl w:val="0"/>
-          <w:numId w:val="1003"/>
-        </w:numPr>
+    </w:p>
+    <w:p>
+      <w:pPr>
+        <w:pStyle w:val="BodyText"/>
       </w:pPr>
       <w:r>
         <w:t xml:space="preserve">NOAH: Now we’re at thirteen million. What about pass-through fees?</w:t>
       </w:r>
-      <w:r>
-        <w:t xml:space="preserve"> </w:t>
-      </w:r>
-      <w:r>
-        <w:t xml:space="preserve">노아: 이제 1,300만이네요. 대행 수수료는요?</w:t>
-      </w:r>
-    </w:p>
-    <w:p>
-      <w:pPr>
-        <w:numPr>
-          <w:ilvl w:val="0"/>
-          <w:numId w:val="1003"/>
-        </w:numPr>
+    </w:p>
+    <w:p>
+      <w:pPr>
+        <w:pStyle w:val="BodyText"/>
       </w:pPr>
       <w:r>
         <w:t xml:space="preserve">BEN: Fifteen percent is standard.</w:t>
       </w:r>
-      <w:r>
-        <w:t xml:space="preserve"> </w:t>
-      </w:r>
-      <w:r>
-        <w:t xml:space="preserve">벤: 15퍼센트가 표준이에요.</w:t>
-      </w:r>
-    </w:p>
-    <w:p>
-      <w:pPr>
-        <w:numPr>
-          <w:ilvl w:val="0"/>
-          <w:numId w:val="1003"/>
-        </w:numPr>
+    </w:p>
+    <w:p>
+      <w:pPr>
+        <w:pStyle w:val="BodyText"/>
       </w:pPr>
       <w:r>
         <w:t xml:space="preserve">GRACE: Five percent is also standard. I’ve signed contracts at five.</w:t>
       </w:r>
-      <w:r>
-        <w:t xml:space="preserve"> </w:t>
-      </w:r>
-      <w:r>
-        <w:t xml:space="preserve">그레이스: 5퍼센트도 표준이에요. 5퍼센트로 계약한 적 있어요.</w:t>
-      </w:r>
-    </w:p>
-    <w:p>
-      <w:pPr>
-        <w:numPr>
-          <w:ilvl w:val="0"/>
-          <w:numId w:val="1003"/>
-        </w:numPr>
+    </w:p>
+    <w:p>
+      <w:pPr>
+        <w:pStyle w:val="BodyText"/>
       </w:pPr>
       <w:r>
         <w:t xml:space="preserve">BEN: Ha. Eight.</w:t>
       </w:r>
-      <w:r>
-        <w:t xml:space="preserve"> </w:t>
-      </w:r>
-      <w:r>
-        <w:t xml:space="preserve">벤: 하. 8.</w:t>
-      </w:r>
-    </w:p>
-    <w:p>
-      <w:pPr>
-        <w:numPr>
-          <w:ilvl w:val="0"/>
-          <w:numId w:val="1003"/>
-        </w:numPr>
+    </w:p>
+    <w:p>
+      <w:pPr>
+        <w:pStyle w:val="BodyText"/>
       </w:pPr>
       <w:r>
         <w:t xml:space="preserve">GRACE: Six. And we pay those costs directly when possible.</w:t>
       </w:r>
-      <w:r>
-        <w:t xml:space="preserve"> </w:t>
-      </w:r>
-      <w:r>
-        <w:t xml:space="preserve">그레이스: 6. 그리고 가능하면 저희가 직접 비용을 지불하고요.</w:t>
-      </w:r>
-    </w:p>
-    <w:p>
-      <w:pPr>
-        <w:numPr>
-          <w:ilvl w:val="0"/>
-          <w:numId w:val="1003"/>
-        </w:numPr>
+    </w:p>
+    <w:p>
+      <w:pPr>
+        <w:pStyle w:val="BodyText"/>
       </w:pPr>
       <w:r>
         <w:t xml:space="preserve">BEN: Six. Okay. That saves you about two hundred thousand.</w:t>
       </w:r>
-      <w:r>
-        <w:t xml:space="preserve"> </w:t>
-      </w:r>
-      <w:r>
-        <w:t xml:space="preserve">벤: 6. 좋아요. 그럼 20만 달러쯤 아끼시겠네요.</w:t>
-      </w:r>
-    </w:p>
-    <w:p>
-      <w:pPr>
-        <w:numPr>
-          <w:ilvl w:val="0"/>
-          <w:numId w:val="1003"/>
-        </w:numPr>
+    </w:p>
+    <w:p>
+      <w:pPr>
+        <w:pStyle w:val="BodyText"/>
       </w:pPr>
       <w:r>
         <w:t xml:space="preserve">MARCUS: Twelve point eight. We’re getting close.</w:t>
       </w:r>
-      <w:r>
-        <w:t xml:space="preserve"> </w:t>
-      </w:r>
-      <w:r>
-        <w:t xml:space="preserve">마커스: 1,280만. 가까워지고 있어.</w:t>
-      </w:r>
-    </w:p>
-    <w:p>
-      <w:pPr>
-        <w:numPr>
-          <w:ilvl w:val="0"/>
-          <w:numId w:val="1003"/>
-        </w:numPr>
+    </w:p>
+    <w:p>
+      <w:pPr>
+        <w:pStyle w:val="BodyText"/>
       </w:pPr>
       <w:r>
         <w:t xml:space="preserve">ELENA: Can I add one clinical point? It might help both sides.</w:t>
       </w:r>
-      <w:r>
-        <w:t xml:space="preserve"> </w:t>
-      </w:r>
-      <w:r>
-        <w:t xml:space="preserve">엘레나: 임상 쪽 의견 하나 추가해도 될까요? 양쪽 다 도움이 될 수도 있어요.</w:t>
-      </w:r>
-    </w:p>
-    <w:p>
-      <w:pPr>
-        <w:numPr>
-          <w:ilvl w:val="0"/>
-          <w:numId w:val="1003"/>
-        </w:numPr>
+    </w:p>
+    <w:p>
+      <w:pPr>
+        <w:pStyle w:val="BodyText"/>
       </w:pPr>
       <w:r>
         <w:t xml:space="preserve">BEN: Please, Dr. Ruiz.</w:t>
-      </w:r>
-      <w:r>
-        <w:t xml:space="preserve"> </w:t>
-      </w:r>
-      <w:r>
-        <w:t xml:space="preserve">벤: 말씀하세요, 루이스 박사님.</w:t>
       </w:r>
     </w:p>
     <w:bookmarkEnd w:id="23"/>
@@ -1528,427 +808,202 @@
     </w:p>
     <w:p>
       <w:pPr>
-        <w:numPr>
-          <w:ilvl w:val="0"/>
-          <w:numId w:val="1004"/>
-        </w:numPr>
+        <w:pStyle w:val="FirstParagraph"/>
       </w:pPr>
       <w:r>
         <w:t xml:space="preserve">ELENA: The biggest risk in any trial is slow enrollment. Finding patients.</w:t>
       </w:r>
-      <w:r>
-        <w:t xml:space="preserve"> </w:t>
-      </w:r>
-      <w:r>
-        <w:t xml:space="preserve">엘레나: 어떤 임상이든 가장 큰 리스크는 느린 등록이에요. 환자를 찾는 것.</w:t>
-      </w:r>
-    </w:p>
-    <w:p>
-      <w:pPr>
-        <w:numPr>
-          <w:ilvl w:val="0"/>
-          <w:numId w:val="1004"/>
-        </w:numPr>
+    </w:p>
+    <w:p>
+      <w:pPr>
+        <w:pStyle w:val="BodyText"/>
       </w:pPr>
       <w:r>
         <w:t xml:space="preserve">BEN: True. Slow enrollment kills budgets.</w:t>
       </w:r>
-      <w:r>
-        <w:t xml:space="preserve"> </w:t>
-      </w:r>
-      <w:r>
-        <w:t xml:space="preserve">벤: 맞아요. 느린 등록은 예산을 죽이죠.</w:t>
-      </w:r>
-    </w:p>
-    <w:p>
-      <w:pPr>
-        <w:numPr>
-          <w:ilvl w:val="0"/>
-          <w:numId w:val="1004"/>
-        </w:numPr>
+    </w:p>
+    <w:p>
+      <w:pPr>
+        <w:pStyle w:val="BodyText"/>
       </w:pPr>
       <w:r>
         <w:t xml:space="preserve">ELENA: So let’s pay you when patients are enrolled, not just by the month. That way, we both care about the same thing: getting the right patients into the trial quickly.</w:t>
       </w:r>
-      <w:r>
-        <w:t xml:space="preserve"> </w:t>
-      </w:r>
-      <w:r>
-        <w:t xml:space="preserve">엘레나: 그럼 월 단위로만이 아니라 환자가 등록될 때 지급하는 걸로 해요. 그러면 우리 둘 다 같은 걸 신경 쓰게 되죠. 맞는 환자를 빨리 임상에 등록시키는 것.</w:t>
-      </w:r>
-    </w:p>
-    <w:p>
-      <w:pPr>
-        <w:numPr>
-          <w:ilvl w:val="0"/>
-          <w:numId w:val="1004"/>
-        </w:numPr>
+    </w:p>
+    <w:p>
+      <w:pPr>
+        <w:pStyle w:val="BodyText"/>
       </w:pPr>
       <w:r>
         <w:t xml:space="preserve">NOAH: Milestone payments. Like we did with Meridian.</w:t>
       </w:r>
-      <w:r>
-        <w:t xml:space="preserve"> </w:t>
-      </w:r>
-      <w:r>
-        <w:t xml:space="preserve">노아: 마일스톤 지급. 메리디언 때처럼요.</w:t>
-      </w:r>
-    </w:p>
-    <w:p>
-      <w:pPr>
-        <w:numPr>
-          <w:ilvl w:val="0"/>
-          <w:numId w:val="1004"/>
-        </w:numPr>
+    </w:p>
+    <w:p>
+      <w:pPr>
+        <w:pStyle w:val="BodyText"/>
       </w:pPr>
       <w:r>
         <w:t xml:space="preserve">BEN: That shifts risk to us. If enrollment is slow, we get paid late, but our people still need salaries every month. I can’t carry all of that risk alone.</w:t>
       </w:r>
-      <w:r>
-        <w:t xml:space="preserve"> </w:t>
-      </w:r>
-      <w:r>
-        <w:t xml:space="preserve">벤: 그러면 리스크가 저희 쪽으로 넘어와요. 등록이 느리면 늦게 받는데, 저희 직원들 급여는 매달 나가야 하거든요. 그 리스크를 저희 혼자 다 질 수는 없어요.</w:t>
-      </w:r>
-    </w:p>
-    <w:p>
-      <w:pPr>
-        <w:numPr>
-          <w:ilvl w:val="0"/>
-          <w:numId w:val="1004"/>
-        </w:numPr>
+    </w:p>
+    <w:p>
+      <w:pPr>
+        <w:pStyle w:val="BodyText"/>
       </w:pPr>
       <w:r>
         <w:t xml:space="preserve">GRACE: And if enrollment is fast, you get paid early. It motivates everyone.</w:t>
       </w:r>
-      <w:r>
-        <w:t xml:space="preserve"> </w:t>
-      </w:r>
-      <w:r>
-        <w:t xml:space="preserve">그레이스: 그리고 등록이 빠르면 일찍 받으시죠. 모두에게 동기가 돼요.</w:t>
-      </w:r>
-    </w:p>
-    <w:p>
-      <w:pPr>
-        <w:numPr>
-          <w:ilvl w:val="0"/>
-          <w:numId w:val="1004"/>
-        </w:numPr>
+    </w:p>
+    <w:p>
+      <w:pPr>
+        <w:pStyle w:val="BodyText"/>
       </w:pPr>
       <w:r>
         <w:t xml:space="preserve">BEN: What’s the split?</w:t>
       </w:r>
-      <w:r>
-        <w:t xml:space="preserve"> </w:t>
-      </w:r>
-      <w:r>
-        <w:t xml:space="preserve">벤: 비율은요?</w:t>
-      </w:r>
-    </w:p>
-    <w:p>
-      <w:pPr>
-        <w:numPr>
-          <w:ilvl w:val="0"/>
-          <w:numId w:val="1004"/>
-        </w:numPr>
+    </w:p>
+    <w:p>
+      <w:pPr>
+        <w:pStyle w:val="BodyText"/>
       </w:pPr>
       <w:r>
         <w:t xml:space="preserve">GRACE: Forty percent monthly fees. Sixty percent on enrollment milestones.</w:t>
       </w:r>
-      <w:r>
-        <w:t xml:space="preserve"> </w:t>
-      </w:r>
-      <w:r>
-        <w:t xml:space="preserve">그레이스: 40퍼센트는 월정액. 60퍼센트는 등록 마일스톤.</w:t>
-      </w:r>
-    </w:p>
-    <w:p>
-      <w:pPr>
-        <w:numPr>
-          <w:ilvl w:val="0"/>
-          <w:numId w:val="1004"/>
-        </w:numPr>
+    </w:p>
+    <w:p>
+      <w:pPr>
+        <w:pStyle w:val="BodyText"/>
       </w:pPr>
       <w:r>
         <w:t xml:space="preserve">BEN: Fifty-fifty. And I’ll drop the total to twelve point six.</w:t>
       </w:r>
-      <w:r>
-        <w:t xml:space="preserve"> </w:t>
-      </w:r>
-      <w:r>
-        <w:t xml:space="preserve">벤: 50 대 50. 그러면 총액을 1,260만으로 내릴게요.</w:t>
-      </w:r>
-    </w:p>
-    <w:p>
-      <w:pPr>
-        <w:numPr>
-          <w:ilvl w:val="0"/>
-          <w:numId w:val="1004"/>
-        </w:numPr>
+    </w:p>
+    <w:p>
+      <w:pPr>
+        <w:pStyle w:val="BodyText"/>
       </w:pPr>
       <w:r>
         <w:t xml:space="preserve">NOAH: Twelve point six. That’s within our budget.</w:t>
       </w:r>
-      <w:r>
-        <w:t xml:space="preserve"> </w:t>
-      </w:r>
-      <w:r>
-        <w:t xml:space="preserve">노아: 1,260만. 예산 안에 들어와요.</w:t>
-      </w:r>
-    </w:p>
-    <w:p>
-      <w:pPr>
-        <w:numPr>
-          <w:ilvl w:val="0"/>
-          <w:numId w:val="1004"/>
-        </w:numPr>
+    </w:p>
+    <w:p>
+      <w:pPr>
+        <w:pStyle w:val="BodyText"/>
       </w:pPr>
       <w:r>
         <w:t xml:space="preserve">MARCUS: And change orders? Grace mentioned high rates.</w:t>
       </w:r>
-      <w:r>
-        <w:t xml:space="preserve"> </w:t>
-      </w:r>
-      <w:r>
-        <w:t xml:space="preserve">마커스: 그리고 변경 주문은? 그레이스가 요율이 높다고 했잖아.</w:t>
-      </w:r>
-    </w:p>
-    <w:p>
-      <w:pPr>
-        <w:numPr>
-          <w:ilvl w:val="0"/>
-          <w:numId w:val="1004"/>
-        </w:numPr>
+    </w:p>
+    <w:p>
+      <w:pPr>
+        <w:pStyle w:val="BodyText"/>
       </w:pPr>
       <w:r>
         <w:t xml:space="preserve">BEN: You’re very well prepared. Our change order rates are… flexible.</w:t>
       </w:r>
-      <w:r>
-        <w:t xml:space="preserve"> </w:t>
-      </w:r>
-      <w:r>
-        <w:t xml:space="preserve">벤: 준비를 아주 잘 하셨네요. 저희 변경 주문 요율은… 유연해요.</w:t>
-      </w:r>
-    </w:p>
-    <w:p>
-      <w:pPr>
-        <w:numPr>
-          <w:ilvl w:val="0"/>
-          <w:numId w:val="1004"/>
-        </w:numPr>
+    </w:p>
+    <w:p>
+      <w:pPr>
+        <w:pStyle w:val="BodyText"/>
       </w:pPr>
       <w:r>
         <w:t xml:space="preserve">GRACE: Then let’s put a cap in writing. Ten percent above the base rates. Maximum.</w:t>
       </w:r>
-      <w:r>
-        <w:t xml:space="preserve"> </w:t>
-      </w:r>
-      <w:r>
-        <w:t xml:space="preserve">그레이스: 그럼 상한을 서면으로 정하죠. 기본 요율의 10퍼센트 이상은 안 되는 걸로요.</w:t>
-      </w:r>
-    </w:p>
-    <w:p>
-      <w:pPr>
-        <w:numPr>
-          <w:ilvl w:val="0"/>
-          <w:numId w:val="1004"/>
-        </w:numPr>
+    </w:p>
+    <w:p>
+      <w:pPr>
+        <w:pStyle w:val="BodyText"/>
       </w:pPr>
       <w:r>
         <w:t xml:space="preserve">BEN: Ten percent cap. Fine. You’d be surprised how few sponsors ask.</w:t>
       </w:r>
-      <w:r>
-        <w:t xml:space="preserve"> </w:t>
-      </w:r>
-      <w:r>
-        <w:t xml:space="preserve">벤: 10퍼센트 상한. 좋아요. 이걸 묻는 스폰서가 얼마나 적은지 아시면 놀랄 거예요.</w:t>
-      </w:r>
-    </w:p>
-    <w:p>
-      <w:pPr>
-        <w:numPr>
-          <w:ilvl w:val="0"/>
-          <w:numId w:val="1004"/>
-        </w:numPr>
+    </w:p>
+    <w:p>
+      <w:pPr>
+        <w:pStyle w:val="BodyText"/>
       </w:pPr>
       <w:r>
         <w:t xml:space="preserve">GRACE: I’m not surprised. I used to work on your side.</w:t>
       </w:r>
-      <w:r>
-        <w:t xml:space="preserve"> </w:t>
-      </w:r>
-      <w:r>
-        <w:t xml:space="preserve">그레이스: 안 놀라요. 저도 그쪽 편에서 일했었거든요.</w:t>
-      </w:r>
-    </w:p>
-    <w:p>
-      <w:pPr>
-        <w:numPr>
-          <w:ilvl w:val="0"/>
-          <w:numId w:val="1004"/>
-        </w:numPr>
+    </w:p>
+    <w:p>
+      <w:pPr>
+        <w:pStyle w:val="BodyText"/>
       </w:pPr>
       <w:r>
         <w:t xml:space="preserve">BEN: That’s what worries me.</w:t>
       </w:r>
-      <w:r>
-        <w:t xml:space="preserve"> </w:t>
-      </w:r>
-      <w:r>
-        <w:t xml:space="preserve">벤: 그게 바로 걱정되는 부분이에요.</w:t>
-      </w:r>
-    </w:p>
-    <w:p>
-      <w:pPr>
-        <w:numPr>
-          <w:ilvl w:val="0"/>
-          <w:numId w:val="1004"/>
-        </w:numPr>
+    </w:p>
+    <w:p>
+      <w:pPr>
+        <w:pStyle w:val="BodyText"/>
       </w:pPr>
       <w:r>
         <w:t xml:space="preserve">NOAH: Ben, one more question. When could you start?</w:t>
       </w:r>
-      <w:r>
-        <w:t xml:space="preserve"> </w:t>
-      </w:r>
-      <w:r>
-        <w:t xml:space="preserve">노아: 벤, 하나만 더요. 언제 시작할 수 있어요?</w:t>
-      </w:r>
-    </w:p>
-    <w:p>
-      <w:pPr>
-        <w:numPr>
-          <w:ilvl w:val="0"/>
-          <w:numId w:val="1004"/>
-        </w:numPr>
+    </w:p>
+    <w:p>
+      <w:pPr>
+        <w:pStyle w:val="BodyText"/>
       </w:pPr>
       <w:r>
         <w:t xml:space="preserve">BEN: Startup work, next month. Site selection, contracts, training.</w:t>
       </w:r>
-      <w:r>
-        <w:t xml:space="preserve"> </w:t>
-      </w:r>
-      <w:r>
-        <w:t xml:space="preserve">벤: 준비 작업은 다음 달부터요. 사이트 선정, 계약, 교육.</w:t>
-      </w:r>
-    </w:p>
-    <w:p>
-      <w:pPr>
-        <w:numPr>
-          <w:ilvl w:val="0"/>
-          <w:numId w:val="1004"/>
-        </w:numPr>
+    </w:p>
+    <w:p>
+      <w:pPr>
+        <w:pStyle w:val="BodyText"/>
       </w:pPr>
       <w:r>
         <w:t xml:space="preserve">ELENA: The first patient can’t come before the IDE is approved.</w:t>
       </w:r>
-      <w:r>
-        <w:t xml:space="preserve"> </w:t>
-      </w:r>
-      <w:r>
-        <w:t xml:space="preserve">엘레나: 첫 환자는 IDE 승인 전엔 받을 수 없어요.</w:t>
-      </w:r>
-    </w:p>
-    <w:p>
-      <w:pPr>
-        <w:numPr>
-          <w:ilvl w:val="0"/>
-          <w:numId w:val="1004"/>
-        </w:numPr>
+    </w:p>
+    <w:p>
+      <w:pPr>
+        <w:pStyle w:val="BodyText"/>
       </w:pPr>
       <w:r>
         <w:t xml:space="preserve">NOAH: Which is after the animal data. Around October.</w:t>
       </w:r>
-      <w:r>
-        <w:t xml:space="preserve"> </w:t>
-      </w:r>
-      <w:r>
-        <w:t xml:space="preserve">노아: 그건 동물 데이터 이후예요. 10월쯤.</w:t>
-      </w:r>
-    </w:p>
-    <w:p>
-      <w:pPr>
-        <w:numPr>
-          <w:ilvl w:val="0"/>
-          <w:numId w:val="1004"/>
-        </w:numPr>
+    </w:p>
+    <w:p>
+      <w:pPr>
+        <w:pStyle w:val="BodyText"/>
       </w:pPr>
       <w:r>
         <w:t xml:space="preserve">BEN: Then we spend the summer preparing, so the sites are ready the day you’re approved. In my experience, the trials that start fast are the ones that prepared while waiting.</w:t>
       </w:r>
-      <w:r>
-        <w:t xml:space="preserve"> </w:t>
-      </w:r>
-      <w:r>
-        <w:t xml:space="preserve">벤: 그럼 여름 동안 준비해서, 승인받는 날 사이트가 준비돼 있도록 하죠. 제 경험상 빨리 시작하는 임상은 기다리는 동안 준비해 둔 임상이에요.</w:t>
-      </w:r>
-    </w:p>
-    <w:p>
-      <w:pPr>
-        <w:numPr>
-          <w:ilvl w:val="0"/>
-          <w:numId w:val="1004"/>
-        </w:numPr>
+    </w:p>
+    <w:p>
+      <w:pPr>
+        <w:pStyle w:val="BodyText"/>
       </w:pPr>
       <w:r>
         <w:t xml:space="preserve">MARCUS: And the startup work costs?</w:t>
       </w:r>
-      <w:r>
-        <w:t xml:space="preserve"> </w:t>
-      </w:r>
-      <w:r>
-        <w:t xml:space="preserve">마커스: 그리고 준비 작업 비용은?</w:t>
-      </w:r>
-    </w:p>
-    <w:p>
-      <w:pPr>
-        <w:numPr>
-          <w:ilvl w:val="0"/>
-          <w:numId w:val="1004"/>
-        </w:numPr>
+    </w:p>
+    <w:p>
+      <w:pPr>
+        <w:pStyle w:val="BodyText"/>
       </w:pPr>
       <w:r>
         <w:t xml:space="preserve">BEN: About eight hundred thousand. From your current funds.</w:t>
       </w:r>
-      <w:r>
-        <w:t xml:space="preserve"> </w:t>
-      </w:r>
-      <w:r>
-        <w:t xml:space="preserve">벤: 80만 달러 정도요. 현재 자금에서요.</w:t>
-      </w:r>
-    </w:p>
-    <w:p>
-      <w:pPr>
-        <w:numPr>
-          <w:ilvl w:val="0"/>
-          <w:numId w:val="1004"/>
-        </w:numPr>
+    </w:p>
+    <w:p>
+      <w:pPr>
+        <w:pStyle w:val="BodyText"/>
       </w:pPr>
       <w:r>
         <w:t xml:space="preserve">NOAH: And the rest after our Series A. That’s the plan.</w:t>
       </w:r>
-      <w:r>
-        <w:t xml:space="preserve"> </w:t>
-      </w:r>
-      <w:r>
-        <w:t xml:space="preserve">노아: 그리고 나머지는 시리즈 A 이후에요. 그게 계획이에요.</w:t>
-      </w:r>
-    </w:p>
-    <w:p>
-      <w:pPr>
-        <w:numPr>
-          <w:ilvl w:val="0"/>
-          <w:numId w:val="1004"/>
-        </w:numPr>
+    </w:p>
+    <w:p>
+      <w:pPr>
+        <w:pStyle w:val="BodyText"/>
       </w:pPr>
       <w:r>
         <w:t xml:space="preserve">BEN: I’ll send the revised proposal by Friday. Grace, be gentle with it.</w:t>
-      </w:r>
-      <w:r>
-        <w:t xml:space="preserve"> </w:t>
-      </w:r>
-      <w:r>
-        <w:t xml:space="preserve">벤: 금요일까지 수정 제안서를 보낼게요. 그레이스, 살살 봐 주세요.</w:t>
       </w:r>
     </w:p>
     <w:bookmarkEnd w:id="24"/>
@@ -1963,257 +1018,122 @@
     </w:p>
     <w:p>
       <w:pPr>
-        <w:numPr>
-          <w:ilvl w:val="0"/>
-          <w:numId w:val="1005"/>
-        </w:numPr>
+        <w:pStyle w:val="FirstParagraph"/>
       </w:pPr>
       <w:r>
         <w:t xml:space="preserve">GRACE: Fourteen point two down to twelve point six. Not bad for day one.</w:t>
       </w:r>
-      <w:r>
-        <w:t xml:space="preserve"> </w:t>
-      </w:r>
-      <w:r>
-        <w:t xml:space="preserve">그레이스: 1,420만에서 1,260만으로. 첫날치고 나쁘지 않네요.</w:t>
-      </w:r>
-    </w:p>
-    <w:p>
-      <w:pPr>
-        <w:numPr>
-          <w:ilvl w:val="0"/>
-          <w:numId w:val="1005"/>
-        </w:numPr>
+    </w:p>
+    <w:p>
+      <w:pPr>
+        <w:pStyle w:val="BodyText"/>
       </w:pPr>
       <w:r>
         <w:t xml:space="preserve">MARCUS: One point six million. In one meeting. Denise would be proud.</w:t>
       </w:r>
-      <w:r>
-        <w:t xml:space="preserve"> </w:t>
-      </w:r>
-      <w:r>
-        <w:t xml:space="preserve">마커스: 160만 달러. 미팅 한 번에. 데니스가 자랑스러워하겠어.</w:t>
-      </w:r>
-    </w:p>
-    <w:p>
-      <w:pPr>
-        <w:numPr>
-          <w:ilvl w:val="0"/>
-          <w:numId w:val="1005"/>
-        </w:numPr>
+    </w:p>
+    <w:p>
+      <w:pPr>
+        <w:pStyle w:val="BodyText"/>
       </w:pPr>
       <w:r>
         <w:t xml:space="preserve">NOAH: Grace, can I ask something? Why did you leave a big CRO for us?</w:t>
       </w:r>
-      <w:r>
-        <w:t xml:space="preserve"> </w:t>
-      </w:r>
-      <w:r>
-        <w:t xml:space="preserve">노아: 그레이스, 하나 물어봐도 돼요? 왜 큰 CRO를 떠나 우리한테 왔어요?</w:t>
-      </w:r>
-    </w:p>
-    <w:p>
-      <w:pPr>
-        <w:numPr>
-          <w:ilvl w:val="0"/>
-          <w:numId w:val="1005"/>
-        </w:numPr>
+    </w:p>
+    <w:p>
+      <w:pPr>
+        <w:pStyle w:val="BodyText"/>
       </w:pPr>
       <w:r>
         <w:t xml:space="preserve">GRACE: Eight years of running other people’s trials. They were good products, but I never really cared how they ended. I wanted one trial that actually mattered to me.</w:t>
       </w:r>
-      <w:r>
-        <w:t xml:space="preserve"> </w:t>
-      </w:r>
-      <w:r>
-        <w:t xml:space="preserve">그레이스: 8년 동안 남의 임상만 운영했어요. 좋은 제품들이었지만, 어떻게 끝나는지는 진심으로 신경 쓴 적이 없었어요. 저한테 정말 의미 있는 임상 하나를 하고 싶었어요.</w:t>
-      </w:r>
-    </w:p>
-    <w:p>
-      <w:pPr>
-        <w:numPr>
-          <w:ilvl w:val="0"/>
-          <w:numId w:val="1005"/>
-        </w:numPr>
+    </w:p>
+    <w:p>
+      <w:pPr>
+        <w:pStyle w:val="BodyText"/>
       </w:pPr>
       <w:r>
         <w:t xml:space="preserve">ELENA: Why does this one matter?</w:t>
       </w:r>
-      <w:r>
-        <w:t xml:space="preserve"> </w:t>
-      </w:r>
-      <w:r>
-        <w:t xml:space="preserve">엘레나: 이 임상은 왜 의미가 있어요?</w:t>
-      </w:r>
-    </w:p>
-    <w:p>
-      <w:pPr>
-        <w:numPr>
-          <w:ilvl w:val="0"/>
-          <w:numId w:val="1005"/>
-        </w:numPr>
+    </w:p>
+    <w:p>
+      <w:pPr>
+        <w:pStyle w:val="BodyText"/>
       </w:pPr>
       <w:r>
         <w:t xml:space="preserve">GRACE: My aunt in Seoul had a filler complication years ago. Nobody could fix it in time, and she still hides her cheek in photos. That’s what this trial means to me.</w:t>
       </w:r>
-      <w:r>
-        <w:t xml:space="preserve"> </w:t>
-      </w:r>
-      <w:r>
-        <w:t xml:space="preserve">그레이스: 서울에 사는 이모가 오래전에 필러 부작용을 겪었어요. 아무도 제때 고치지 못했고, 지금도 사진 찍을 때 볼을 가리세요. 이 임상이 저한테 갖는 의미가 그거예요.</w:t>
-      </w:r>
-    </w:p>
-    <w:p>
-      <w:pPr>
-        <w:numPr>
-          <w:ilvl w:val="0"/>
-          <w:numId w:val="1005"/>
-        </w:numPr>
+    </w:p>
+    <w:p>
+      <w:pPr>
+        <w:pStyle w:val="BodyText"/>
       </w:pPr>
       <w:r>
         <w:t xml:space="preserve">NOAH: I’m sorry. My sister has a scar too. On her nose.</w:t>
       </w:r>
-      <w:r>
-        <w:t xml:space="preserve"> </w:t>
-      </w:r>
-      <w:r>
-        <w:t xml:space="preserve">노아: 안타깝네요. 제 동생도 흉터가 있어요. 코에요.</w:t>
-      </w:r>
-    </w:p>
-    <w:p>
-      <w:pPr>
-        <w:numPr>
-          <w:ilvl w:val="0"/>
-          <w:numId w:val="1005"/>
-        </w:numPr>
+    </w:p>
+    <w:p>
+      <w:pPr>
+        <w:pStyle w:val="BodyText"/>
       </w:pPr>
       <w:r>
         <w:t xml:space="preserve">GRACE: I know. Elena told me. That’s why I said yes.</w:t>
       </w:r>
-      <w:r>
-        <w:t xml:space="preserve"> </w:t>
-      </w:r>
-      <w:r>
-        <w:t xml:space="preserve">그레이스: 알아요. 엘레나가 말해 줬어요. 그래서 제가 승낙한 거예요.</w:t>
-      </w:r>
-    </w:p>
-    <w:p>
-      <w:pPr>
-        <w:numPr>
-          <w:ilvl w:val="0"/>
-          <w:numId w:val="1005"/>
-        </w:numPr>
+    </w:p>
+    <w:p>
+      <w:pPr>
+        <w:pStyle w:val="BodyText"/>
       </w:pPr>
       <w:r>
         <w:t xml:space="preserve">MARCUS: Do you speak Korean, Grace?</w:t>
       </w:r>
-      <w:r>
-        <w:t xml:space="preserve"> </w:t>
-      </w:r>
-      <w:r>
-        <w:t xml:space="preserve">마커스: 그레이스, 한국어 해?</w:t>
-      </w:r>
-    </w:p>
-    <w:p>
-      <w:pPr>
-        <w:numPr>
-          <w:ilvl w:val="0"/>
-          <w:numId w:val="1005"/>
-        </w:numPr>
+    </w:p>
+    <w:p>
+      <w:pPr>
+        <w:pStyle w:val="BodyText"/>
       </w:pPr>
       <w:r>
         <w:t xml:space="preserve">GRACE: With my parents, yes. My business Korean is… a work in progress.</w:t>
       </w:r>
-      <w:r>
-        <w:t xml:space="preserve"> </w:t>
-      </w:r>
-      <w:r>
-        <w:t xml:space="preserve">그레이스: 부모님이랑은요. 비즈니스 한국어는… 아직 배우는 중이에요.</w:t>
-      </w:r>
-    </w:p>
-    <w:p>
-      <w:pPr>
-        <w:numPr>
-          <w:ilvl w:val="0"/>
-          <w:numId w:val="1005"/>
-        </w:numPr>
+    </w:p>
+    <w:p>
+      <w:pPr>
+        <w:pStyle w:val="BodyText"/>
       </w:pPr>
       <w:r>
         <w:t xml:space="preserve">PRIYA: That might be useful someday. Korea is a huge filler market.</w:t>
       </w:r>
-      <w:r>
-        <w:t xml:space="preserve"> </w:t>
-      </w:r>
-      <w:r>
-        <w:t xml:space="preserve">프리야: 언젠가 쓸모 있을지도 몰라요. 한국은 엄청난 필러 시장이잖아요.</w:t>
-      </w:r>
-    </w:p>
-    <w:p>
-      <w:pPr>
-        <w:numPr>
-          <w:ilvl w:val="0"/>
-          <w:numId w:val="1005"/>
-        </w:numPr>
+    </w:p>
+    <w:p>
+      <w:pPr>
+        <w:pStyle w:val="BodyText"/>
       </w:pPr>
       <w:r>
         <w:t xml:space="preserve">NOAH: One continent at a time, Priya. First, three hundred patients in Texas and beyond.</w:t>
       </w:r>
-      <w:r>
-        <w:t xml:space="preserve"> </w:t>
-      </w:r>
-      <w:r>
-        <w:t xml:space="preserve">노아: 대륙은 한 번에 하나씩, 프리야. 먼저 텍사스와 그 너머에서 환자 300명.</w:t>
-      </w:r>
-    </w:p>
-    <w:p>
-      <w:pPr>
-        <w:numPr>
-          <w:ilvl w:val="0"/>
-          <w:numId w:val="1005"/>
-        </w:numPr>
+    </w:p>
+    <w:p>
+      <w:pPr>
+        <w:pStyle w:val="BodyText"/>
       </w:pPr>
       <w:r>
         <w:t xml:space="preserve">GRACE: About that. To find three hundred patients fast, we need a star.</w:t>
       </w:r>
-      <w:r>
-        <w:t xml:space="preserve"> </w:t>
-      </w:r>
-      <w:r>
-        <w:t xml:space="preserve">그레이스: 그 얘기 말인데요. 환자 300명을 빨리 찾으려면 스타가 필요해요.</w:t>
-      </w:r>
-    </w:p>
-    <w:p>
-      <w:pPr>
-        <w:numPr>
-          <w:ilvl w:val="0"/>
-          <w:numId w:val="1005"/>
-        </w:numPr>
+    </w:p>
+    <w:p>
+      <w:pPr>
+        <w:pStyle w:val="BodyText"/>
       </w:pPr>
       <w:r>
         <w:t xml:space="preserve">ELENA: A star investigator. A famous doctor who patients trust.</w:t>
       </w:r>
-      <w:r>
-        <w:t xml:space="preserve"> </w:t>
-      </w:r>
-      <w:r>
-        <w:t xml:space="preserve">엘레나: 스타 연구자요. 환자들이 믿는 유명한 의사.</w:t>
-      </w:r>
-    </w:p>
-    <w:p>
-      <w:pPr>
-        <w:numPr>
-          <w:ilvl w:val="0"/>
-          <w:numId w:val="1005"/>
-        </w:numPr>
+    </w:p>
+    <w:p>
+      <w:pPr>
+        <w:pStyle w:val="BodyText"/>
       </w:pPr>
       <w:r>
         <w:t xml:space="preserve">GRACE: And I know exactly who. But she’s difficult. Very difficult.</w:t>
-      </w:r>
-      <w:r>
-        <w:t xml:space="preserve"> </w:t>
-      </w:r>
-      <w:r>
-        <w:t xml:space="preserve">그레이스: 그리고 누군지 정확히 알아요. 하지만 까다로운 분이에요. 아주 까다로운.</w:t>
       </w:r>
     </w:p>
     <w:p>
@@ -2354,7 +1274,7 @@
               <w:jc w:val="left"/>
             </w:pPr>
             <w:r>
-              <w:t xml:space="preserve">04턴. 새 동료를 맞이하는 표준 표현.</w:t>
+              <w:t xml:space="preserve">도입. 새 동료를 맞이하는 표준 표현.</w:t>
             </w:r>
           </w:p>
         </w:tc>
@@ -2404,7 +1324,7 @@
               <w:jc w:val="left"/>
             </w:pPr>
             <w:r>
-              <w:t xml:space="preserve">15턴. 경쟁사 소식에 휘둘리지 않는 리더십 표현.</w:t>
+              <w:t xml:space="preserve">도입. 경쟁사 소식에 휘둘리지 않는 리더십 표현.</w:t>
             </w:r>
           </w:p>
         </w:tc>
@@ -2454,7 +1374,7 @@
               <w:jc w:val="left"/>
             </w:pPr>
             <w:r>
-              <w:t xml:space="preserve">32턴. padding = 여유분으로 부풀린 금액.</w:t>
+              <w:t xml:space="preserve">장면1. padding = 여유분으로 부풀린 금액.</w:t>
             </w:r>
           </w:p>
         </w:tc>
@@ -2504,7 +1424,7 @@
               <w:jc w:val="left"/>
             </w:pPr>
             <w:r>
-              <w:t xml:space="preserve">36턴. 위험도에 따라 점검 빈도를 조정하는 방식.</w:t>
+              <w:t xml:space="preserve">장면1. 위험도에 따라 점검 빈도를 조정하는 방식.</w:t>
             </w:r>
           </w:p>
         </w:tc>
@@ -2554,7 +1474,7 @@
               <w:jc w:val="left"/>
             </w:pPr>
             <w:r>
-              <w:t xml:space="preserve">42턴. 업체가 대신 지불하고 청구하는 비용. 수수료가 붙기도 한다.</w:t>
+              <w:t xml:space="preserve">장면1. 업체가 대신 지불하고 청구하는 비용. 수수료가 붙기도 한다.</w:t>
             </w:r>
           </w:p>
         </w:tc>
@@ -2604,7 +1524,7 @@
               <w:jc w:val="left"/>
             </w:pPr>
             <w:r>
-              <w:t xml:space="preserve">46턴.</w:t>
+              <w:t xml:space="preserve">장면1.</w:t>
             </w:r>
             <w:r>
               <w:t xml:space="preserve"> </w:t>
@@ -2666,7 +1586,7 @@
               <w:jc w:val="left"/>
             </w:pPr>
             <w:r>
-              <w:t xml:space="preserve">57턴. 협상 상대의 꼼꼼함을 환영하는 말.</w:t>
+              <w:t xml:space="preserve">장면2. 협상 상대의 꼼꼼함을 환영하는 말.</w:t>
             </w:r>
           </w:p>
         </w:tc>
@@ -2716,7 +1636,7 @@
               <w:jc w:val="left"/>
             </w:pPr>
             <w:r>
-              <w:t xml:space="preserve">61턴. 양측 숫자의 차이를 짚을 때.</w:t>
+              <w:t xml:space="preserve">장면2. 양측 숫자의 차이를 짚을 때.</w:t>
             </w:r>
           </w:p>
         </w:tc>
@@ -2766,7 +1686,7 @@
               <w:jc w:val="left"/>
             </w:pPr>
             <w:r>
-              <w:t xml:space="preserve">85턴. 계약 구조가 리스크 배분을 바꿀 때.</w:t>
+              <w:t xml:space="preserve">절정·전환. 계약 구조가 리스크 배분을 바꿀 때.</w:t>
             </w:r>
           </w:p>
         </w:tc>
@@ -2816,7 +1736,7 @@
               <w:jc w:val="left"/>
             </w:pPr>
             <w:r>
-              <w:t xml:space="preserve">115턴. 아직 완성되지 않았음을 겸손하게 말할 때.</w:t>
+              <w:t xml:space="preserve">마무리. 아직 완성되지 않았음을 겸손하게 말할 때.</w:t>
             </w:r>
           </w:p>
         </w:tc>
@@ -3307,7 +2227,7 @@
           <w:bCs/>
           <w:b/>
         </w:rPr>
-        <w:t xml:space="preserve">83턴 ELENA:</w:t>
+        <w:t xml:space="preserve">ELENA (절정·전환):</w:t>
       </w:r>
       <w:r>
         <w:t xml:space="preserve"> </w:t>
@@ -3579,9 +2499,1036 @@
         <w:t xml:space="preserve">외주 업체와 계약할 때 성과 기반 지급을 같은 구조로 25~30단어로 제안해 보기.</w:t>
       </w:r>
     </w:p>
+    <w:p>
+      <w:r>
+        <w:pict>
+          <v:rect style="width:0;height:1.5pt" o:hralign="center" o:hrstd="t" o:hr="t"/>
+        </w:pict>
+      </w:r>
+    </w:p>
     <w:bookmarkEnd w:id="30"/>
     <w:bookmarkEnd w:id="31"/>
+    <w:bookmarkStart w:id="37" w:name="한국어-번역"/>
+    <w:p>
+      <w:pPr>
+        <w:pStyle w:val="Heading2"/>
+      </w:pPr>
+      <w:r>
+        <w:t xml:space="preserve">한국어 번역</w:t>
+      </w:r>
+    </w:p>
+    <w:bookmarkStart w:id="32" w:name="도입-회의실-오전-9시-새-얼굴-1"/>
+    <w:p>
+      <w:pPr>
+        <w:pStyle w:val="Heading3"/>
+      </w:pPr>
+      <w:r>
+        <w:t xml:space="preserve">도입 — 회의실, 오전 9시: 새 얼굴</w:t>
+      </w:r>
+    </w:p>
+    <w:p>
+      <w:pPr>
+        <w:pStyle w:val="FirstParagraph"/>
+      </w:pPr>
+      <w:r>
+        <w:t xml:space="preserve">노아: 여러분, 그레이스 김을 소개합니다. 우리 임상 운영 매니저예요. 첫날이에요.</w:t>
+      </w:r>
+    </w:p>
+    <w:p>
+      <w:pPr>
+        <w:pStyle w:val="BodyText"/>
+      </w:pPr>
+      <w:r>
+        <w:t xml:space="preserve">그레이스: 안녕하세요, 여러분. 드디어 직접 뵙게 돼서 반가워요.</w:t>
+      </w:r>
+    </w:p>
+    <w:p>
+      <w:pPr>
+        <w:pStyle w:val="BodyText"/>
+      </w:pPr>
+      <w:r>
+        <w:t xml:space="preserve">엘레나: 그레이스는 국내 최대 CRO 중 한 곳에서 8년 동안 임상을 운영했어요. 그쪽이 어떻게 계획하고, 어떻게 가격을 매기고, 보통 어디서 일이 틀어지는지 알아요. 이런 분을 모신 건 행운이에요.</w:t>
+      </w:r>
+    </w:p>
+    <w:p>
+      <w:pPr>
+        <w:pStyle w:val="BodyText"/>
+      </w:pPr>
+      <w:r>
+        <w:t xml:space="preserve">마커스: 합류를 환영해. 커피는 공짜야. 나머진 다 돈이 들고.</w:t>
+      </w:r>
+    </w:p>
+    <w:p>
+      <w:pPr>
+        <w:pStyle w:val="BodyText"/>
+      </w:pPr>
+      <w:r>
+        <w:t xml:space="preserve">그레이스: 프런트에서 리타가 똑같이 말했어요. 한 글자도 안 틀리고.</w:t>
+      </w:r>
+    </w:p>
+    <w:p>
+      <w:pPr>
+        <w:pStyle w:val="BodyText"/>
+      </w:pPr>
+      <w:r>
+        <w:t xml:space="preserve">프리야: 그레이스는 어디 출신이에요?</w:t>
+      </w:r>
+    </w:p>
+    <w:p>
+      <w:pPr>
+        <w:pStyle w:val="BodyText"/>
+      </w:pPr>
+      <w:r>
+        <w:t xml:space="preserve">그레이스: LA요. 코리아타운. 부모님이 아직 거기서 빵집을 하세요.</w:t>
+      </w:r>
+    </w:p>
+    <w:p>
+      <w:pPr>
+        <w:pStyle w:val="BodyText"/>
+      </w:pPr>
+      <w:r>
+        <w:t xml:space="preserve">마커스: 빵집이라. 크리스마스에 공짜 빵이 온다는 뜻인가?</w:t>
+      </w:r>
+    </w:p>
+    <w:p>
+      <w:pPr>
+        <w:pStyle w:val="BodyText"/>
+      </w:pPr>
+      <w:r>
+        <w:t xml:space="preserve">그레이스: 저한테 잘해 주시면요. 우리 엄마는 사람을 식욕으로 판단하세요.</w:t>
+      </w:r>
+    </w:p>
+    <w:p>
+      <w:pPr>
+        <w:pStyle w:val="BodyText"/>
+      </w:pPr>
+      <w:r>
+        <w:t xml:space="preserve">노아: CRO 미팅 전에 짧은 업데이트. 금요일에 시드 투자금이 들어왔어요.</w:t>
+      </w:r>
+    </w:p>
+    <w:p>
+      <w:pPr>
+        <w:pStyle w:val="BodyText"/>
+      </w:pPr>
+      <w:r>
+        <w:t xml:space="preserve">마커스: 그리고 금요일 오후에 메리디언과 계약했어. 열 분포 시험은 6월에 시작해.</w:t>
+      </w:r>
+    </w:p>
+    <w:p>
+      <w:pPr>
+        <w:pStyle w:val="BodyText"/>
+      </w:pPr>
+      <w:r>
+        <w:t xml:space="preserve">엘레나: 그리고 할번은요? 코윈 관련 소식 더 있어요?</w:t>
+      </w:r>
+    </w:p>
+    <w:p>
+      <w:pPr>
+        <w:pStyle w:val="BodyText"/>
+      </w:pPr>
+      <w:r>
+        <w:t xml:space="preserve">노아: 공식적인 건 없어요. 다이앤 말로는 소문으로는 아무것도 할 수 없대요.</w:t>
+      </w:r>
+    </w:p>
+    <w:p>
+      <w:pPr>
+        <w:pStyle w:val="BodyText"/>
+      </w:pPr>
+      <w:r>
+        <w:t xml:space="preserve">프리야: 그럼 우린 뭘 하죠?</w:t>
+      </w:r>
+    </w:p>
+    <w:p>
+      <w:pPr>
+        <w:pStyle w:val="BodyText"/>
+      </w:pPr>
+      <w:r>
+        <w:t xml:space="preserve">노아: 그들의 속도는 통제할 수 없어. 우리 속도만. 할번 걱정에 에너지를 쓰면, 없는 시간을 잃는 거야. 그러니까 오늘 CRO를 고르고 계속 나아가자.</w:t>
+      </w:r>
+    </w:p>
     <w:bookmarkEnd w:id="32"/>
+    <w:bookmarkStart w:id="33" w:name="장면1-두-개의-견적-1"/>
+    <w:p>
+      <w:pPr>
+        <w:pStyle w:val="Heading3"/>
+      </w:pPr>
+      <w:r>
+        <w:t xml:space="preserve">장면1 — 두 개의 견적</w:t>
+      </w:r>
+    </w:p>
+    <w:p>
+      <w:pPr>
+        <w:pStyle w:val="FirstParagraph"/>
+      </w:pPr>
+      <w:r>
+        <w:t xml:space="preserve">그레이스: 어젯밤에 CRO 제안서 두 개를 읽었어요. 메모를 공유해도 될까요?</w:t>
+      </w:r>
+    </w:p>
+    <w:p>
+      <w:pPr>
+        <w:pStyle w:val="BodyText"/>
+      </w:pPr>
+      <w:r>
+        <w:t xml:space="preserve">노아: 부탁해요. 그래서 모신 거예요.</w:t>
+      </w:r>
+    </w:p>
+    <w:p>
+      <w:pPr>
+        <w:pStyle w:val="BodyText"/>
+      </w:pPr>
+      <w:r>
+        <w:t xml:space="preserve">그레이스: 먼저 CRO가 뭘 하는지요. 마커스를 위해서요. 약자 목록 얘기 들었어요.</w:t>
+      </w:r>
+    </w:p>
+    <w:p>
+      <w:pPr>
+        <w:pStyle w:val="BodyText"/>
+      </w:pPr>
+      <w:r>
+        <w:t xml:space="preserve">마커스: 임상시험수탁기관. 19번. 내가 한발 앞서 있어.</w:t>
+      </w:r>
+    </w:p>
+    <w:p>
+      <w:pPr>
+        <w:pStyle w:val="BodyText"/>
+      </w:pPr>
+      <w:r>
+        <w:t xml:space="preserve">그레이스: 대단하시네요. CRO는 우리 대신 임상을 운영해요. 사이트, 모니터링, 데이터.</w:t>
+      </w:r>
+    </w:p>
+    <w:p>
+      <w:pPr>
+        <w:pStyle w:val="BodyText"/>
+      </w:pPr>
+      <w:r>
+        <w:t xml:space="preserve">엘레나: 임상 설계는 우리가 하고, 실행은 그들이 해요. 병원 열다섯 곳에서.</w:t>
+      </w:r>
+    </w:p>
+    <w:p>
+      <w:pPr>
+        <w:pStyle w:val="BodyText"/>
+      </w:pPr>
+      <w:r>
+        <w:t xml:space="preserve">그레이스: 제안서 1, 글로벌트라이얼. 아주 큰 회사예요. 1,680만 달러.</w:t>
+      </w:r>
+    </w:p>
+    <w:p>
+      <w:pPr>
+        <w:pStyle w:val="BodyText"/>
+      </w:pPr>
+      <w:r>
+        <w:t xml:space="preserve">노아: 1,680만이요? 우리 모델엔 임상 전체가 1,500만이었는데요.</w:t>
+      </w:r>
+    </w:p>
+    <w:p>
+      <w:pPr>
+        <w:pStyle w:val="BodyText"/>
+      </w:pPr>
+      <w:r>
+        <w:t xml:space="preserve">그레이스: 제안서 2, 클리어패스 클리니컬. 중간 규모. 1,420만.</w:t>
+      </w:r>
+    </w:p>
+    <w:p>
+      <w:pPr>
+        <w:pStyle w:val="BodyText"/>
+      </w:pPr>
+      <w:r>
+        <w:t xml:space="preserve">마커스: 260만 달러 더 싸네. 왜지?</w:t>
+      </w:r>
+    </w:p>
+    <w:p>
+      <w:pPr>
+        <w:pStyle w:val="BodyText"/>
+      </w:pPr>
+      <w:r>
+        <w:t xml:space="preserve">그레이스: 간접비가 적어요. 그리고 글로벌트라이얼은 팀을 더 크게 잡았어요. 매니저가 두 배예요.</w:t>
+      </w:r>
+    </w:p>
+    <w:p>
+      <w:pPr>
+        <w:pStyle w:val="BodyText"/>
+      </w:pPr>
+      <w:r>
+        <w:t xml:space="preserve">엘레나: 더 크면 더 좋은 건가요?</w:t>
+      </w:r>
+    </w:p>
+    <w:p>
+      <w:pPr>
+        <w:pStyle w:val="BodyText"/>
+      </w:pPr>
+      <w:r>
+        <w:t xml:space="preserve">그레이스: 환자 300명짜리 임상이라면요? 꼭 그렇진 않아요. 큰 CRO는 대규모 글로벌 임상에는 좋지만, 작은 연구에선 우리가 작은 고객이 될 수 있어요. 크면 오히려 느릴 때도 있어요.</w:t>
+      </w:r>
+    </w:p>
+    <w:p>
+      <w:pPr>
+        <w:pStyle w:val="BodyText"/>
+      </w:pPr>
+      <w:r>
+        <w:t xml:space="preserve">노아: 그레이스라면 어디를 고르겠어요?</w:t>
+      </w:r>
+    </w:p>
+    <w:p>
+      <w:pPr>
+        <w:pStyle w:val="BodyText"/>
+      </w:pPr>
+      <w:r>
+        <w:t xml:space="preserve">그레이스: 클리어패스요. 하지만 1,420만은 아니에요.</w:t>
+      </w:r>
+    </w:p>
+    <w:p>
+      <w:pPr>
+        <w:pStyle w:val="BodyText"/>
+      </w:pPr>
+      <w:r>
+        <w:t xml:space="preserve">프리야: 왜요?</w:t>
+      </w:r>
+    </w:p>
+    <w:p>
+      <w:pPr>
+        <w:pStyle w:val="BodyText"/>
+      </w:pPr>
+      <w:r>
+        <w:t xml:space="preserve">그레이스: 모든 예산엔 부풀린 부분이 있어요. 제가 이런 예산을 직접 썼었거든요. 그래서 어디 숨는지 알아요. 보통 세 군데에 있고, 첫 페이지엔 하나도 없어요.</w:t>
+      </w:r>
+    </w:p>
+    <w:p>
+      <w:pPr>
+        <w:pStyle w:val="BodyText"/>
+      </w:pPr>
+      <w:r>
+        <w:t xml:space="preserve">마커스: 이제 정말 마음에 드네.</w:t>
+      </w:r>
+    </w:p>
+    <w:p>
+      <w:pPr>
+        <w:pStyle w:val="BodyText"/>
+      </w:pPr>
+      <w:r>
+        <w:t xml:space="preserve">그레이스: 모니터링을 보세요. 모든 사이트에 4주마다 방문하는 걸로 잡았어요.</w:t>
+      </w:r>
+    </w:p>
+    <w:p>
+      <w:pPr>
+        <w:pStyle w:val="BodyText"/>
+      </w:pPr>
+      <w:r>
+        <w:t xml:space="preserve">엘레나: 모니터링은 병원이 프로토콜을 잘 지키는지 확인하는 거죠?</w:t>
+      </w:r>
+    </w:p>
+    <w:p>
+      <w:pPr>
+        <w:pStyle w:val="BodyText"/>
+      </w:pPr>
+      <w:r>
+        <w:t xml:space="preserve">그레이스: 맞아요. 하지만 요즘 임상은 위험 기반 모니터링을 써요. 위험이 높은 곳을 더 자주 방문하죠.</w:t>
+      </w:r>
+    </w:p>
+    <w:p>
+      <w:pPr>
+        <w:pStyle w:val="BodyText"/>
+      </w:pPr>
+      <w:r>
+        <w:t xml:space="preserve">노아: 그리고 위험이 낮은 곳은 덜.</w:t>
+      </w:r>
+    </w:p>
+    <w:p>
+      <w:pPr>
+        <w:pStyle w:val="BodyText"/>
+      </w:pPr>
+      <w:r>
+        <w:t xml:space="preserve">그레이스: 맞아요. 그리고 요즘은 일부 확인을 원격으로 할 수 있어요. 노트북으로요.</w:t>
+      </w:r>
+    </w:p>
+    <w:p>
+      <w:pPr>
+        <w:pStyle w:val="BodyText"/>
+      </w:pPr>
+      <w:r>
+        <w:t xml:space="preserve">마커스: 그걸로 얼마나 아껴?</w:t>
+      </w:r>
+    </w:p>
+    <w:p>
+      <w:pPr>
+        <w:pStyle w:val="BodyText"/>
+      </w:pPr>
+      <w:r>
+        <w:t xml:space="preserve">그레이스: 100만 달러쯤. 어쩌면 그 이상.</w:t>
+      </w:r>
+    </w:p>
+    <w:p>
+      <w:pPr>
+        <w:pStyle w:val="BodyText"/>
+      </w:pPr>
+      <w:r>
+        <w:t xml:space="preserve">프리야: 또 뭐가 있어요?</w:t>
+      </w:r>
+    </w:p>
+    <w:p>
+      <w:pPr>
+        <w:pStyle w:val="BodyText"/>
+      </w:pPr>
+      <w:r>
+        <w:t xml:space="preserve">그레이스: 대행 비용이요. 출장, 인쇄, 택배. 그 위에 15퍼센트 수수료를 붙였어요.</w:t>
+      </w:r>
+    </w:p>
+    <w:p>
+      <w:pPr>
+        <w:pStyle w:val="BodyText"/>
+      </w:pPr>
+      <w:r>
+        <w:t xml:space="preserve">노아: 우리 청구서를 대신 내 주는 데 수수료를요?</w:t>
+      </w:r>
+    </w:p>
+    <w:p>
+      <w:pPr>
+        <w:pStyle w:val="BodyText"/>
+      </w:pPr>
+      <w:r>
+        <w:t xml:space="preserve">그레이스: 흔한 일이에요. 하지만 협상 가능해요. 대부분의 스폰서는 눈치를 못 채요.</w:t>
+      </w:r>
+    </w:p>
+    <w:p>
+      <w:pPr>
+        <w:pStyle w:val="BodyText"/>
+      </w:pPr>
+      <w:r>
+        <w:t xml:space="preserve">엘레나: 그리고 세 번째는요? 세 번째가 있는 게 보이는데요.</w:t>
+      </w:r>
+    </w:p>
+    <w:p>
+      <w:pPr>
+        <w:pStyle w:val="BodyText"/>
+      </w:pPr>
+      <w:r>
+        <w:t xml:space="preserve">그레이스: 변경 주문이요. 뭐든 바뀌면 추가 요금을 받아요. 요율이 높아요.</w:t>
+      </w:r>
+    </w:p>
+    <w:p>
+      <w:pPr>
+        <w:pStyle w:val="BodyText"/>
+      </w:pPr>
+      <w:r>
+        <w:t xml:space="preserve">마커스: 모든 임상은 바뀌어. 뭔가는 꼭 바뀌지.</w:t>
+      </w:r>
+    </w:p>
+    <w:p>
+      <w:pPr>
+        <w:pStyle w:val="BodyText"/>
+      </w:pPr>
+      <w:r>
+        <w:t xml:space="preserve">그레이스: CRO는 그걸로 진짜 돈을 벌어요. 첫 가격은 좋아 보이는데, 그다음에 변경 주문이 들어오죠. 그러니까 아직 협상력이 있을 때, 서명 전에 지금 요율 상한을 정해야 해요.</w:t>
+      </w:r>
+    </w:p>
+    <w:p>
+      <w:pPr>
+        <w:pStyle w:val="BodyText"/>
+      </w:pPr>
+      <w:r>
+        <w:t xml:space="preserve">노아: 그레이스, 온 지 두 시간 만에 200만 달러를 아껴 준 것 같네요.</w:t>
+      </w:r>
+    </w:p>
+    <w:p>
+      <w:pPr>
+        <w:pStyle w:val="BodyText"/>
+      </w:pPr>
+      <w:r>
+        <w:t xml:space="preserve">그레이스: 벤이 동의하는지 보죠. 로비에 와 있어요.</w:t>
+      </w:r>
+    </w:p>
+    <w:bookmarkEnd w:id="33"/>
+    <w:bookmarkStart w:id="34" w:name="장면2-ben-adler와의-협상-1"/>
+    <w:p>
+      <w:pPr>
+        <w:pStyle w:val="Heading3"/>
+      </w:pPr>
+      <w:r>
+        <w:t xml:space="preserve">장면2 — Ben Adler와의 협상</w:t>
+      </w:r>
+    </w:p>
+    <w:p>
+      <w:pPr>
+        <w:pStyle w:val="FirstParagraph"/>
+      </w:pPr>
+      <w:r>
+        <w:t xml:space="preserve">벤: 안녕하세요. 클리어패스의 벤 애들러입니다. 저희를 고려해 주셔서 감사해요.</w:t>
+      </w:r>
+    </w:p>
+    <w:p>
+      <w:pPr>
+        <w:pStyle w:val="BodyText"/>
+      </w:pPr>
+      <w:r>
+        <w:t xml:space="preserve">노아: 와 주셔서 감사해요, 벤. 엘레나는 아시죠. 이쪽은 새 운영 매니저 그레이스예요.</w:t>
+      </w:r>
+    </w:p>
+    <w:p>
+      <w:pPr>
+        <w:pStyle w:val="BodyText"/>
+      </w:pPr>
+      <w:r>
+        <w:t xml:space="preserve">벤: 그레이스 김? 글로벌트라이얼에 계셨던?</w:t>
+      </w:r>
+    </w:p>
+    <w:p>
+      <w:pPr>
+        <w:pStyle w:val="BodyText"/>
+      </w:pPr>
+      <w:r>
+        <w:t xml:space="preserve">그레이스: 맞아요. 3년 전에 보스턴 학회에서 만났죠.</w:t>
+      </w:r>
+    </w:p>
+    <w:p>
+      <w:pPr>
+        <w:pStyle w:val="BodyText"/>
+      </w:pPr>
+      <w:r>
+        <w:t xml:space="preserve">벤: 기억나요. 제 세션에서 제일 어려운 질문을 하셨죠.</w:t>
+      </w:r>
+    </w:p>
+    <w:p>
+      <w:pPr>
+        <w:pStyle w:val="BodyText"/>
+      </w:pPr>
+      <w:r>
+        <w:t xml:space="preserve">그레이스: 오늘은 좀 더 친절하게 해 볼게요.</w:t>
+      </w:r>
+    </w:p>
+    <w:p>
+      <w:pPr>
+        <w:pStyle w:val="BodyText"/>
+      </w:pPr>
+      <w:r>
+        <w:t xml:space="preserve">벤: 그러지 마세요. 어려운 질문이 더 좋은 계약을 만들어요.</w:t>
+      </w:r>
+    </w:p>
+    <w:p>
+      <w:pPr>
+        <w:pStyle w:val="BodyText"/>
+      </w:pPr>
+      <w:r>
+        <w:t xml:space="preserve">노아: 벤, 제안서는 마음에 들고, 클리어패스와 일하고 싶어요. 하지만 1,420만은 저희 예산을 넘어요. 그러니까 함께 그 차이를 좁힐 방법을 찾아야 해요.</w:t>
+      </w:r>
+    </w:p>
+    <w:p>
+      <w:pPr>
+        <w:pStyle w:val="BodyText"/>
+      </w:pPr>
+      <w:r>
+        <w:t xml:space="preserve">벤: 예산이 얼마인데요?</w:t>
+      </w:r>
+    </w:p>
+    <w:p>
+      <w:pPr>
+        <w:pStyle w:val="BodyText"/>
+      </w:pPr>
+      <w:r>
+        <w:t xml:space="preserve">노아: 1,250만이요.</w:t>
+      </w:r>
+    </w:p>
+    <w:p>
+      <w:pPr>
+        <w:pStyle w:val="BodyText"/>
+      </w:pPr>
+      <w:r>
+        <w:t xml:space="preserve">벤: 차이가 크네요. 150만 달러가 넘어요.</w:t>
+      </w:r>
+    </w:p>
+    <w:p>
+      <w:pPr>
+        <w:pStyle w:val="BodyText"/>
+      </w:pPr>
+      <w:r>
+        <w:t xml:space="preserve">그레이스: 모니터링부터 볼까요? 4주마다, 모든 사이트?</w:t>
+      </w:r>
+    </w:p>
+    <w:p>
+      <w:pPr>
+        <w:pStyle w:val="BodyText"/>
+      </w:pPr>
+      <w:r>
+        <w:t xml:space="preserve">벤: 저희 표준 방식이에요.</w:t>
+      </w:r>
+    </w:p>
+    <w:p>
+      <w:pPr>
+        <w:pStyle w:val="BodyText"/>
+      </w:pPr>
+      <w:r>
+        <w:t xml:space="preserve">그레이스: 위험 기반 모니터링을 고려하실 수 있을까요? 원격 확인까지 더해서요?</w:t>
+      </w:r>
+    </w:p>
+    <w:p>
+      <w:pPr>
+        <w:pStyle w:val="BodyText"/>
+      </w:pPr>
+      <w:r>
+        <w:t xml:space="preserve">벤: 일부 고객사엔 해요. 좋은 모니터링 계획이 필요하죠.</w:t>
+      </w:r>
+    </w:p>
+    <w:p>
+      <w:pPr>
+        <w:pStyle w:val="BodyText"/>
+      </w:pPr>
+      <w:r>
+        <w:t xml:space="preserve">그레이스: 그쪽 팀이랑 같이 계획을 쓸게요. 여섯 개 써 봤어요.</w:t>
+      </w:r>
+    </w:p>
+    <w:p>
+      <w:pPr>
+        <w:pStyle w:val="BodyText"/>
+      </w:pPr>
+      <w:r>
+        <w:t xml:space="preserve">벤: 그럼 90만 달러 정도 뺄 수 있어요.</w:t>
+      </w:r>
+    </w:p>
+    <w:p>
+      <w:pPr>
+        <w:pStyle w:val="BodyText"/>
+      </w:pPr>
+      <w:r>
+        <w:t xml:space="preserve">마커스: 모니터링 일부를 우리가 직접 하면? 그레이스가 텍사스 사이트를 맡을 수 있어.</w:t>
+      </w:r>
+    </w:p>
+    <w:p>
+      <w:pPr>
+        <w:pStyle w:val="BodyText"/>
+      </w:pPr>
+      <w:r>
+        <w:t xml:space="preserve">벤: 직접 모니터링을 하시겠다고요? 텍사스에서?</w:t>
+      </w:r>
+    </w:p>
+    <w:p>
+      <w:pPr>
+        <w:pStyle w:val="BodyText"/>
+      </w:pPr>
+      <w:r>
+        <w:t xml:space="preserve">그레이스: 사이트 네 곳이요. 저 자격 있고, 몇 년 동안 해 왔어요. 솔직히 어차피 우리 사이트는 제 눈으로 보고 싶어요. 제품에 애정이 있는 모니터가 더 많은 걸 알아채거든요.</w:t>
+      </w:r>
+    </w:p>
+    <w:p>
+      <w:pPr>
+        <w:pStyle w:val="BodyText"/>
+      </w:pPr>
+      <w:r>
+        <w:t xml:space="preserve">벤: 그럼 30만 달러가 더 빠지네요. 어쩌면 더.</w:t>
+      </w:r>
+    </w:p>
+    <w:p>
+      <w:pPr>
+        <w:pStyle w:val="BodyText"/>
+      </w:pPr>
+      <w:r>
+        <w:t xml:space="preserve">노아: 이제 1,300만이네요. 대행 수수료는요?</w:t>
+      </w:r>
+    </w:p>
+    <w:p>
+      <w:pPr>
+        <w:pStyle w:val="BodyText"/>
+      </w:pPr>
+      <w:r>
+        <w:t xml:space="preserve">벤: 15퍼센트가 표준이에요.</w:t>
+      </w:r>
+    </w:p>
+    <w:p>
+      <w:pPr>
+        <w:pStyle w:val="BodyText"/>
+      </w:pPr>
+      <w:r>
+        <w:t xml:space="preserve">그레이스: 5퍼센트도 표준이에요. 5퍼센트로 계약한 적 있어요.</w:t>
+      </w:r>
+    </w:p>
+    <w:p>
+      <w:pPr>
+        <w:pStyle w:val="BodyText"/>
+      </w:pPr>
+      <w:r>
+        <w:t xml:space="preserve">벤: 하. 8.</w:t>
+      </w:r>
+    </w:p>
+    <w:p>
+      <w:pPr>
+        <w:pStyle w:val="BodyText"/>
+      </w:pPr>
+      <w:r>
+        <w:t xml:space="preserve">그레이스: 6. 그리고 가능하면 저희가 직접 비용을 지불하고요.</w:t>
+      </w:r>
+    </w:p>
+    <w:p>
+      <w:pPr>
+        <w:pStyle w:val="BodyText"/>
+      </w:pPr>
+      <w:r>
+        <w:t xml:space="preserve">벤: 6. 좋아요. 그럼 20만 달러쯤 아끼시겠네요.</w:t>
+      </w:r>
+    </w:p>
+    <w:p>
+      <w:pPr>
+        <w:pStyle w:val="BodyText"/>
+      </w:pPr>
+      <w:r>
+        <w:t xml:space="preserve">마커스: 1,280만. 가까워지고 있어.</w:t>
+      </w:r>
+    </w:p>
+    <w:p>
+      <w:pPr>
+        <w:pStyle w:val="BodyText"/>
+      </w:pPr>
+      <w:r>
+        <w:t xml:space="preserve">엘레나: 임상 쪽 의견 하나 추가해도 될까요? 양쪽 다 도움이 될 수도 있어요.</w:t>
+      </w:r>
+    </w:p>
+    <w:p>
+      <w:pPr>
+        <w:pStyle w:val="BodyText"/>
+      </w:pPr>
+      <w:r>
+        <w:t xml:space="preserve">벤: 말씀하세요, 루이스 박사님.</w:t>
+      </w:r>
+    </w:p>
+    <w:bookmarkEnd w:id="34"/>
+    <w:bookmarkStart w:id="35" w:name="절정전환-지급-구조와-마지막-쟁점-1"/>
+    <w:p>
+      <w:pPr>
+        <w:pStyle w:val="Heading3"/>
+      </w:pPr>
+      <w:r>
+        <w:t xml:space="preserve">절정·전환 — 지급 구조와 마지막 쟁점</w:t>
+      </w:r>
+    </w:p>
+    <w:p>
+      <w:pPr>
+        <w:pStyle w:val="FirstParagraph"/>
+      </w:pPr>
+      <w:r>
+        <w:t xml:space="preserve">엘레나: 어떤 임상이든 가장 큰 리스크는 느린 등록이에요. 환자를 찾는 것.</w:t>
+      </w:r>
+    </w:p>
+    <w:p>
+      <w:pPr>
+        <w:pStyle w:val="BodyText"/>
+      </w:pPr>
+      <w:r>
+        <w:t xml:space="preserve">벤: 맞아요. 느린 등록은 예산을 죽이죠.</w:t>
+      </w:r>
+    </w:p>
+    <w:p>
+      <w:pPr>
+        <w:pStyle w:val="BodyText"/>
+      </w:pPr>
+      <w:r>
+        <w:t xml:space="preserve">엘레나: 그럼 월 단위로만이 아니라 환자가 등록될 때 지급하는 걸로 해요. 그러면 우리 둘 다 같은 걸 신경 쓰게 되죠. 맞는 환자를 빨리 임상에 등록시키는 것.</w:t>
+      </w:r>
+    </w:p>
+    <w:p>
+      <w:pPr>
+        <w:pStyle w:val="BodyText"/>
+      </w:pPr>
+      <w:r>
+        <w:t xml:space="preserve">노아: 마일스톤 지급. 메리디언 때처럼요.</w:t>
+      </w:r>
+    </w:p>
+    <w:p>
+      <w:pPr>
+        <w:pStyle w:val="BodyText"/>
+      </w:pPr>
+      <w:r>
+        <w:t xml:space="preserve">벤: 그러면 리스크가 저희 쪽으로 넘어와요. 등록이 느리면 늦게 받는데, 저희 직원들 급여는 매달 나가야 하거든요. 그 리스크를 저희 혼자 다 질 수는 없어요.</w:t>
+      </w:r>
+    </w:p>
+    <w:p>
+      <w:pPr>
+        <w:pStyle w:val="BodyText"/>
+      </w:pPr>
+      <w:r>
+        <w:t xml:space="preserve">그레이스: 그리고 등록이 빠르면 일찍 받으시죠. 모두에게 동기가 돼요.</w:t>
+      </w:r>
+    </w:p>
+    <w:p>
+      <w:pPr>
+        <w:pStyle w:val="BodyText"/>
+      </w:pPr>
+      <w:r>
+        <w:t xml:space="preserve">벤: 비율은요?</w:t>
+      </w:r>
+    </w:p>
+    <w:p>
+      <w:pPr>
+        <w:pStyle w:val="BodyText"/>
+      </w:pPr>
+      <w:r>
+        <w:t xml:space="preserve">그레이스: 40퍼센트는 월정액. 60퍼센트는 등록 마일스톤.</w:t>
+      </w:r>
+    </w:p>
+    <w:p>
+      <w:pPr>
+        <w:pStyle w:val="BodyText"/>
+      </w:pPr>
+      <w:r>
+        <w:t xml:space="preserve">벤: 50 대 50. 그러면 총액을 1,260만으로 내릴게요.</w:t>
+      </w:r>
+    </w:p>
+    <w:p>
+      <w:pPr>
+        <w:pStyle w:val="BodyText"/>
+      </w:pPr>
+      <w:r>
+        <w:t xml:space="preserve">노아: 1,260만. 예산 안에 들어와요.</w:t>
+      </w:r>
+    </w:p>
+    <w:p>
+      <w:pPr>
+        <w:pStyle w:val="BodyText"/>
+      </w:pPr>
+      <w:r>
+        <w:t xml:space="preserve">마커스: 그리고 변경 주문은? 그레이스가 요율이 높다고 했잖아.</w:t>
+      </w:r>
+    </w:p>
+    <w:p>
+      <w:pPr>
+        <w:pStyle w:val="BodyText"/>
+      </w:pPr>
+      <w:r>
+        <w:t xml:space="preserve">벤: 준비를 아주 잘 하셨네요. 저희 변경 주문 요율은… 유연해요.</w:t>
+      </w:r>
+    </w:p>
+    <w:p>
+      <w:pPr>
+        <w:pStyle w:val="BodyText"/>
+      </w:pPr>
+      <w:r>
+        <w:t xml:space="preserve">그레이스: 그럼 상한을 서면으로 정하죠. 기본 요율의 10퍼센트 이상은 안 되는 걸로요.</w:t>
+      </w:r>
+    </w:p>
+    <w:p>
+      <w:pPr>
+        <w:pStyle w:val="BodyText"/>
+      </w:pPr>
+      <w:r>
+        <w:t xml:space="preserve">벤: 10퍼센트 상한. 좋아요. 이걸 묻는 스폰서가 얼마나 적은지 아시면 놀랄 거예요.</w:t>
+      </w:r>
+    </w:p>
+    <w:p>
+      <w:pPr>
+        <w:pStyle w:val="BodyText"/>
+      </w:pPr>
+      <w:r>
+        <w:t xml:space="preserve">그레이스: 안 놀라요. 저도 그쪽 편에서 일했었거든요.</w:t>
+      </w:r>
+    </w:p>
+    <w:p>
+      <w:pPr>
+        <w:pStyle w:val="BodyText"/>
+      </w:pPr>
+      <w:r>
+        <w:t xml:space="preserve">벤: 그게 바로 걱정되는 부분이에요.</w:t>
+      </w:r>
+    </w:p>
+    <w:p>
+      <w:pPr>
+        <w:pStyle w:val="BodyText"/>
+      </w:pPr>
+      <w:r>
+        <w:t xml:space="preserve">노아: 벤, 하나만 더요. 언제 시작할 수 있어요?</w:t>
+      </w:r>
+    </w:p>
+    <w:p>
+      <w:pPr>
+        <w:pStyle w:val="BodyText"/>
+      </w:pPr>
+      <w:r>
+        <w:t xml:space="preserve">벤: 준비 작업은 다음 달부터요. 사이트 선정, 계약, 교육.</w:t>
+      </w:r>
+    </w:p>
+    <w:p>
+      <w:pPr>
+        <w:pStyle w:val="BodyText"/>
+      </w:pPr>
+      <w:r>
+        <w:t xml:space="preserve">엘레나: 첫 환자는 IDE 승인 전엔 받을 수 없어요.</w:t>
+      </w:r>
+    </w:p>
+    <w:p>
+      <w:pPr>
+        <w:pStyle w:val="BodyText"/>
+      </w:pPr>
+      <w:r>
+        <w:t xml:space="preserve">노아: 그건 동물 데이터 이후예요. 10월쯤.</w:t>
+      </w:r>
+    </w:p>
+    <w:p>
+      <w:pPr>
+        <w:pStyle w:val="BodyText"/>
+      </w:pPr>
+      <w:r>
+        <w:t xml:space="preserve">벤: 그럼 여름 동안 준비해서, 승인받는 날 사이트가 준비돼 있도록 하죠. 제 경험상 빨리 시작하는 임상은 기다리는 동안 준비해 둔 임상이에요.</w:t>
+      </w:r>
+    </w:p>
+    <w:p>
+      <w:pPr>
+        <w:pStyle w:val="BodyText"/>
+      </w:pPr>
+      <w:r>
+        <w:t xml:space="preserve">마커스: 그리고 준비 작업 비용은?</w:t>
+      </w:r>
+    </w:p>
+    <w:p>
+      <w:pPr>
+        <w:pStyle w:val="BodyText"/>
+      </w:pPr>
+      <w:r>
+        <w:t xml:space="preserve">벤: 80만 달러 정도요. 현재 자금에서요.</w:t>
+      </w:r>
+    </w:p>
+    <w:p>
+      <w:pPr>
+        <w:pStyle w:val="BodyText"/>
+      </w:pPr>
+      <w:r>
+        <w:t xml:space="preserve">노아: 그리고 나머지는 시리즈 A 이후에요. 그게 계획이에요.</w:t>
+      </w:r>
+    </w:p>
+    <w:p>
+      <w:pPr>
+        <w:pStyle w:val="BodyText"/>
+      </w:pPr>
+      <w:r>
+        <w:t xml:space="preserve">벤: 금요일까지 수정 제안서를 보낼게요. 그레이스, 살살 봐 주세요.</w:t>
+      </w:r>
+    </w:p>
+    <w:bookmarkEnd w:id="35"/>
+    <w:bookmarkStart w:id="36" w:name="마무리-오후-4시-1"/>
+    <w:p>
+      <w:pPr>
+        <w:pStyle w:val="Heading3"/>
+      </w:pPr>
+      <w:r>
+        <w:t xml:space="preserve">마무리 — 오후 4시</w:t>
+      </w:r>
+    </w:p>
+    <w:p>
+      <w:pPr>
+        <w:pStyle w:val="FirstParagraph"/>
+      </w:pPr>
+      <w:r>
+        <w:t xml:space="preserve">그레이스: 1,420만에서 1,260만으로. 첫날치고 나쁘지 않네요.</w:t>
+      </w:r>
+    </w:p>
+    <w:p>
+      <w:pPr>
+        <w:pStyle w:val="BodyText"/>
+      </w:pPr>
+      <w:r>
+        <w:t xml:space="preserve">마커스: 160만 달러. 미팅 한 번에. 데니스가 자랑스러워하겠어.</w:t>
+      </w:r>
+    </w:p>
+    <w:p>
+      <w:pPr>
+        <w:pStyle w:val="BodyText"/>
+      </w:pPr>
+      <w:r>
+        <w:t xml:space="preserve">노아: 그레이스, 하나 물어봐도 돼요? 왜 큰 CRO를 떠나 우리한테 왔어요?</w:t>
+      </w:r>
+    </w:p>
+    <w:p>
+      <w:pPr>
+        <w:pStyle w:val="BodyText"/>
+      </w:pPr>
+      <w:r>
+        <w:t xml:space="preserve">그레이스: 8년 동안 남의 임상만 운영했어요. 좋은 제품들이었지만, 어떻게 끝나는지는 진심으로 신경 쓴 적이 없었어요. 저한테 정말 의미 있는 임상 하나를 하고 싶었어요.</w:t>
+      </w:r>
+    </w:p>
+    <w:p>
+      <w:pPr>
+        <w:pStyle w:val="BodyText"/>
+      </w:pPr>
+      <w:r>
+        <w:t xml:space="preserve">엘레나: 이 임상은 왜 의미가 있어요?</w:t>
+      </w:r>
+    </w:p>
+    <w:p>
+      <w:pPr>
+        <w:pStyle w:val="BodyText"/>
+      </w:pPr>
+      <w:r>
+        <w:t xml:space="preserve">그레이스: 서울에 사는 이모가 오래전에 필러 부작용을 겪었어요. 아무도 제때 고치지 못했고, 지금도 사진 찍을 때 볼을 가리세요. 이 임상이 저한테 갖는 의미가 그거예요.</w:t>
+      </w:r>
+    </w:p>
+    <w:p>
+      <w:pPr>
+        <w:pStyle w:val="BodyText"/>
+      </w:pPr>
+      <w:r>
+        <w:t xml:space="preserve">노아: 안타깝네요. 제 동생도 흉터가 있어요. 코에요.</w:t>
+      </w:r>
+    </w:p>
+    <w:p>
+      <w:pPr>
+        <w:pStyle w:val="BodyText"/>
+      </w:pPr>
+      <w:r>
+        <w:t xml:space="preserve">그레이스: 알아요. 엘레나가 말해 줬어요. 그래서 제가 승낙한 거예요.</w:t>
+      </w:r>
+    </w:p>
+    <w:p>
+      <w:pPr>
+        <w:pStyle w:val="BodyText"/>
+      </w:pPr>
+      <w:r>
+        <w:t xml:space="preserve">마커스: 그레이스, 한국어 해?</w:t>
+      </w:r>
+    </w:p>
+    <w:p>
+      <w:pPr>
+        <w:pStyle w:val="BodyText"/>
+      </w:pPr>
+      <w:r>
+        <w:t xml:space="preserve">그레이스: 부모님이랑은요. 비즈니스 한국어는… 아직 배우는 중이에요.</w:t>
+      </w:r>
+    </w:p>
+    <w:p>
+      <w:pPr>
+        <w:pStyle w:val="BodyText"/>
+      </w:pPr>
+      <w:r>
+        <w:t xml:space="preserve">프리야: 언젠가 쓸모 있을지도 몰라요. 한국은 엄청난 필러 시장이잖아요.</w:t>
+      </w:r>
+    </w:p>
+    <w:p>
+      <w:pPr>
+        <w:pStyle w:val="BodyText"/>
+      </w:pPr>
+      <w:r>
+        <w:t xml:space="preserve">노아: 대륙은 한 번에 하나씩, 프리야. 먼저 텍사스와 그 너머에서 환자 300명.</w:t>
+      </w:r>
+    </w:p>
+    <w:p>
+      <w:pPr>
+        <w:pStyle w:val="BodyText"/>
+      </w:pPr>
+      <w:r>
+        <w:t xml:space="preserve">그레이스: 그 얘기 말인데요. 환자 300명을 빨리 찾으려면 스타가 필요해요.</w:t>
+      </w:r>
+    </w:p>
+    <w:p>
+      <w:pPr>
+        <w:pStyle w:val="BodyText"/>
+      </w:pPr>
+      <w:r>
+        <w:t xml:space="preserve">엘레나: 스타 연구자요. 환자들이 믿는 유명한 의사.</w:t>
+      </w:r>
+    </w:p>
+    <w:p>
+      <w:pPr>
+        <w:pStyle w:val="BodyText"/>
+      </w:pPr>
+      <w:r>
+        <w:t xml:space="preserve">그레이스: 그리고 누군지 정확히 알아요. 하지만 까다로운 분이에요. 아주 까다로운.</w:t>
+      </w:r>
+    </w:p>
+    <w:bookmarkEnd w:id="36"/>
+    <w:bookmarkEnd w:id="37"/>
+    <w:bookmarkEnd w:id="38"/>
     <w:sectPr/>
   </w:body>
 </w:document>
@@ -3688,583 +3635,8 @@
       </w:pPr>
     </w:lvl>
   </w:abstractNum>
-  <w:abstractNum w:abstractNumId="99411">
-    <w:nsid w:val="A99411"/>
-    <w:multiLevelType w:val="multilevel"/>
-    <w:lvl w:ilvl="0">
-      <w:start w:val="1"/>
-      <w:numFmt w:val="decimal"/>
-      <w:lvlText w:val="%1."/>
-      <w:lvlJc w:val="left"/>
-      <w:pPr>
-        <w:ind w:left="720" w:hanging="480"/>
-      </w:pPr>
-    </w:lvl>
-    <w:lvl w:ilvl="1">
-      <w:start w:val="1"/>
-      <w:numFmt w:val="decimal"/>
-      <w:lvlText w:val="%2."/>
-      <w:lvlJc w:val="left"/>
-      <w:pPr>
-        <w:ind w:left="1440" w:hanging="480"/>
-      </w:pPr>
-    </w:lvl>
-    <w:lvl w:ilvl="2">
-      <w:start w:val="1"/>
-      <w:numFmt w:val="decimal"/>
-      <w:lvlText w:val="%3."/>
-      <w:lvlJc w:val="left"/>
-      <w:pPr>
-        <w:ind w:left="2160" w:hanging="480"/>
-      </w:pPr>
-    </w:lvl>
-    <w:lvl w:ilvl="3">
-      <w:start w:val="1"/>
-      <w:numFmt w:val="decimal"/>
-      <w:lvlText w:val="%4."/>
-      <w:lvlJc w:val="left"/>
-      <w:pPr>
-        <w:ind w:left="2880" w:hanging="480"/>
-      </w:pPr>
-    </w:lvl>
-    <w:lvl w:ilvl="4">
-      <w:start w:val="1"/>
-      <w:numFmt w:val="decimal"/>
-      <w:lvlText w:val="%5."/>
-      <w:lvlJc w:val="left"/>
-      <w:pPr>
-        <w:ind w:left="3600" w:hanging="480"/>
-      </w:pPr>
-    </w:lvl>
-    <w:lvl w:ilvl="5">
-      <w:start w:val="1"/>
-      <w:numFmt w:val="decimal"/>
-      <w:lvlText w:val="%6."/>
-      <w:lvlJc w:val="left"/>
-      <w:pPr>
-        <w:ind w:left="4320" w:hanging="480"/>
-      </w:pPr>
-    </w:lvl>
-    <w:lvl w:ilvl="6">
-      <w:start w:val="1"/>
-      <w:numFmt w:val="decimal"/>
-      <w:lvlText w:val="%7."/>
-      <w:lvlJc w:val="left"/>
-      <w:pPr>
-        <w:ind w:left="5040" w:hanging="480"/>
-      </w:pPr>
-    </w:lvl>
-    <w:lvl w:ilvl="7">
-      <w:start w:val="1"/>
-      <w:numFmt w:val="decimal"/>
-      <w:lvlText w:val="%8."/>
-      <w:lvlJc w:val="left"/>
-      <w:pPr>
-        <w:ind w:left="5760" w:hanging="480"/>
-      </w:pPr>
-    </w:lvl>
-    <w:lvl w:ilvl="8">
-      <w:start w:val="1"/>
-      <w:numFmt w:val="decimal"/>
-      <w:lvlText w:val="%9."/>
-      <w:lvlJc w:val="left"/>
-      <w:pPr>
-        <w:ind w:left="6480" w:hanging="480"/>
-      </w:pPr>
-    </w:lvl>
-  </w:abstractNum>
-  <w:abstractNum w:abstractNumId="994116">
-    <w:nsid w:val="A994116"/>
-    <w:multiLevelType w:val="multilevel"/>
-    <w:lvl w:ilvl="0">
-      <w:start w:val="16"/>
-      <w:numFmt w:val="decimal"/>
-      <w:lvlText w:val="%1."/>
-      <w:lvlJc w:val="left"/>
-      <w:pPr>
-        <w:ind w:left="720" w:hanging="480"/>
-      </w:pPr>
-    </w:lvl>
-    <w:lvl w:ilvl="1">
-      <w:start w:val="16"/>
-      <w:numFmt w:val="decimal"/>
-      <w:lvlText w:val="%2."/>
-      <w:lvlJc w:val="left"/>
-      <w:pPr>
-        <w:ind w:left="1440" w:hanging="480"/>
-      </w:pPr>
-    </w:lvl>
-    <w:lvl w:ilvl="2">
-      <w:start w:val="16"/>
-      <w:numFmt w:val="decimal"/>
-      <w:lvlText w:val="%3."/>
-      <w:lvlJc w:val="left"/>
-      <w:pPr>
-        <w:ind w:left="2160" w:hanging="480"/>
-      </w:pPr>
-    </w:lvl>
-    <w:lvl w:ilvl="3">
-      <w:start w:val="16"/>
-      <w:numFmt w:val="decimal"/>
-      <w:lvlText w:val="%4."/>
-      <w:lvlJc w:val="left"/>
-      <w:pPr>
-        <w:ind w:left="2880" w:hanging="480"/>
-      </w:pPr>
-    </w:lvl>
-    <w:lvl w:ilvl="4">
-      <w:start w:val="16"/>
-      <w:numFmt w:val="decimal"/>
-      <w:lvlText w:val="%5."/>
-      <w:lvlJc w:val="left"/>
-      <w:pPr>
-        <w:ind w:left="3600" w:hanging="480"/>
-      </w:pPr>
-    </w:lvl>
-    <w:lvl w:ilvl="5">
-      <w:start w:val="16"/>
-      <w:numFmt w:val="decimal"/>
-      <w:lvlText w:val="%6."/>
-      <w:lvlJc w:val="left"/>
-      <w:pPr>
-        <w:ind w:left="4320" w:hanging="480"/>
-      </w:pPr>
-    </w:lvl>
-    <w:lvl w:ilvl="6">
-      <w:start w:val="16"/>
-      <w:numFmt w:val="decimal"/>
-      <w:lvlText w:val="%7."/>
-      <w:lvlJc w:val="left"/>
-      <w:pPr>
-        <w:ind w:left="5040" w:hanging="480"/>
-      </w:pPr>
-    </w:lvl>
-    <w:lvl w:ilvl="7">
-      <w:start w:val="16"/>
-      <w:numFmt w:val="decimal"/>
-      <w:lvlText w:val="%8."/>
-      <w:lvlJc w:val="left"/>
-      <w:pPr>
-        <w:ind w:left="5760" w:hanging="480"/>
-      </w:pPr>
-    </w:lvl>
-    <w:lvl w:ilvl="8">
-      <w:start w:val="16"/>
-      <w:numFmt w:val="decimal"/>
-      <w:lvlText w:val="%9."/>
-      <w:lvlJc w:val="left"/>
-      <w:pPr>
-        <w:ind w:left="6480" w:hanging="480"/>
-      </w:pPr>
-    </w:lvl>
-  </w:abstractNum>
-  <w:abstractNum w:abstractNumId="994151">
-    <w:nsid w:val="A994151"/>
-    <w:multiLevelType w:val="multilevel"/>
-    <w:lvl w:ilvl="0">
-      <w:start w:val="51"/>
-      <w:numFmt w:val="decimal"/>
-      <w:lvlText w:val="%1."/>
-      <w:lvlJc w:val="left"/>
-      <w:pPr>
-        <w:ind w:left="720" w:hanging="480"/>
-      </w:pPr>
-    </w:lvl>
-    <w:lvl w:ilvl="1">
-      <w:start w:val="51"/>
-      <w:numFmt w:val="decimal"/>
-      <w:lvlText w:val="%2."/>
-      <w:lvlJc w:val="left"/>
-      <w:pPr>
-        <w:ind w:left="1440" w:hanging="480"/>
-      </w:pPr>
-    </w:lvl>
-    <w:lvl w:ilvl="2">
-      <w:start w:val="51"/>
-      <w:numFmt w:val="decimal"/>
-      <w:lvlText w:val="%3."/>
-      <w:lvlJc w:val="left"/>
-      <w:pPr>
-        <w:ind w:left="2160" w:hanging="480"/>
-      </w:pPr>
-    </w:lvl>
-    <w:lvl w:ilvl="3">
-      <w:start w:val="51"/>
-      <w:numFmt w:val="decimal"/>
-      <w:lvlText w:val="%4."/>
-      <w:lvlJc w:val="left"/>
-      <w:pPr>
-        <w:ind w:left="2880" w:hanging="480"/>
-      </w:pPr>
-    </w:lvl>
-    <w:lvl w:ilvl="4">
-      <w:start w:val="51"/>
-      <w:numFmt w:val="decimal"/>
-      <w:lvlText w:val="%5."/>
-      <w:lvlJc w:val="left"/>
-      <w:pPr>
-        <w:ind w:left="3600" w:hanging="480"/>
-      </w:pPr>
-    </w:lvl>
-    <w:lvl w:ilvl="5">
-      <w:start w:val="51"/>
-      <w:numFmt w:val="decimal"/>
-      <w:lvlText w:val="%6."/>
-      <w:lvlJc w:val="left"/>
-      <w:pPr>
-        <w:ind w:left="4320" w:hanging="480"/>
-      </w:pPr>
-    </w:lvl>
-    <w:lvl w:ilvl="6">
-      <w:start w:val="51"/>
-      <w:numFmt w:val="decimal"/>
-      <w:lvlText w:val="%7."/>
-      <w:lvlJc w:val="left"/>
-      <w:pPr>
-        <w:ind w:left="5040" w:hanging="480"/>
-      </w:pPr>
-    </w:lvl>
-    <w:lvl w:ilvl="7">
-      <w:start w:val="51"/>
-      <w:numFmt w:val="decimal"/>
-      <w:lvlText w:val="%8."/>
-      <w:lvlJc w:val="left"/>
-      <w:pPr>
-        <w:ind w:left="5760" w:hanging="480"/>
-      </w:pPr>
-    </w:lvl>
-    <w:lvl w:ilvl="8">
-      <w:start w:val="51"/>
-      <w:numFmt w:val="decimal"/>
-      <w:lvlText w:val="%9."/>
-      <w:lvlJc w:val="left"/>
-      <w:pPr>
-        <w:ind w:left="6480" w:hanging="480"/>
-      </w:pPr>
-    </w:lvl>
-  </w:abstractNum>
-  <w:abstractNum w:abstractNumId="994181">
-    <w:nsid w:val="A994181"/>
-    <w:multiLevelType w:val="multilevel"/>
-    <w:lvl w:ilvl="0">
-      <w:start w:val="81"/>
-      <w:numFmt w:val="decimal"/>
-      <w:lvlText w:val="%1."/>
-      <w:lvlJc w:val="left"/>
-      <w:pPr>
-        <w:ind w:left="720" w:hanging="480"/>
-      </w:pPr>
-    </w:lvl>
-    <w:lvl w:ilvl="1">
-      <w:start w:val="81"/>
-      <w:numFmt w:val="decimal"/>
-      <w:lvlText w:val="%2."/>
-      <w:lvlJc w:val="left"/>
-      <w:pPr>
-        <w:ind w:left="1440" w:hanging="480"/>
-      </w:pPr>
-    </w:lvl>
-    <w:lvl w:ilvl="2">
-      <w:start w:val="81"/>
-      <w:numFmt w:val="decimal"/>
-      <w:lvlText w:val="%3."/>
-      <w:lvlJc w:val="left"/>
-      <w:pPr>
-        <w:ind w:left="2160" w:hanging="480"/>
-      </w:pPr>
-    </w:lvl>
-    <w:lvl w:ilvl="3">
-      <w:start w:val="81"/>
-      <w:numFmt w:val="decimal"/>
-      <w:lvlText w:val="%4."/>
-      <w:lvlJc w:val="left"/>
-      <w:pPr>
-        <w:ind w:left="2880" w:hanging="480"/>
-      </w:pPr>
-    </w:lvl>
-    <w:lvl w:ilvl="4">
-      <w:start w:val="81"/>
-      <w:numFmt w:val="decimal"/>
-      <w:lvlText w:val="%5."/>
-      <w:lvlJc w:val="left"/>
-      <w:pPr>
-        <w:ind w:left="3600" w:hanging="480"/>
-      </w:pPr>
-    </w:lvl>
-    <w:lvl w:ilvl="5">
-      <w:start w:val="81"/>
-      <w:numFmt w:val="decimal"/>
-      <w:lvlText w:val="%6."/>
-      <w:lvlJc w:val="left"/>
-      <w:pPr>
-        <w:ind w:left="4320" w:hanging="480"/>
-      </w:pPr>
-    </w:lvl>
-    <w:lvl w:ilvl="6">
-      <w:start w:val="81"/>
-      <w:numFmt w:val="decimal"/>
-      <w:lvlText w:val="%7."/>
-      <w:lvlJc w:val="left"/>
-      <w:pPr>
-        <w:ind w:left="5040" w:hanging="480"/>
-      </w:pPr>
-    </w:lvl>
-    <w:lvl w:ilvl="7">
-      <w:start w:val="81"/>
-      <w:numFmt w:val="decimal"/>
-      <w:lvlText w:val="%8."/>
-      <w:lvlJc w:val="left"/>
-      <w:pPr>
-        <w:ind w:left="5760" w:hanging="480"/>
-      </w:pPr>
-    </w:lvl>
-    <w:lvl w:ilvl="8">
-      <w:start w:val="81"/>
-      <w:numFmt w:val="decimal"/>
-      <w:lvlText w:val="%9."/>
-      <w:lvlJc w:val="left"/>
-      <w:pPr>
-        <w:ind w:left="6480" w:hanging="480"/>
-      </w:pPr>
-    </w:lvl>
-  </w:abstractNum>
-  <w:abstractNum w:abstractNumId="9941106">
-    <w:nsid w:val="A9941106"/>
-    <w:multiLevelType w:val="multilevel"/>
-    <w:lvl w:ilvl="0">
-      <w:start w:val="106"/>
-      <w:numFmt w:val="decimal"/>
-      <w:lvlText w:val="%1."/>
-      <w:lvlJc w:val="left"/>
-      <w:pPr>
-        <w:ind w:left="720" w:hanging="480"/>
-      </w:pPr>
-    </w:lvl>
-    <w:lvl w:ilvl="1">
-      <w:start w:val="106"/>
-      <w:numFmt w:val="decimal"/>
-      <w:lvlText w:val="%2."/>
-      <w:lvlJc w:val="left"/>
-      <w:pPr>
-        <w:ind w:left="1440" w:hanging="480"/>
-      </w:pPr>
-    </w:lvl>
-    <w:lvl w:ilvl="2">
-      <w:start w:val="106"/>
-      <w:numFmt w:val="decimal"/>
-      <w:lvlText w:val="%3."/>
-      <w:lvlJc w:val="left"/>
-      <w:pPr>
-        <w:ind w:left="2160" w:hanging="480"/>
-      </w:pPr>
-    </w:lvl>
-    <w:lvl w:ilvl="3">
-      <w:start w:val="106"/>
-      <w:numFmt w:val="decimal"/>
-      <w:lvlText w:val="%4."/>
-      <w:lvlJc w:val="left"/>
-      <w:pPr>
-        <w:ind w:left="2880" w:hanging="480"/>
-      </w:pPr>
-    </w:lvl>
-    <w:lvl w:ilvl="4">
-      <w:start w:val="106"/>
-      <w:numFmt w:val="decimal"/>
-      <w:lvlText w:val="%5."/>
-      <w:lvlJc w:val="left"/>
-      <w:pPr>
-        <w:ind w:left="3600" w:hanging="480"/>
-      </w:pPr>
-    </w:lvl>
-    <w:lvl w:ilvl="5">
-      <w:start w:val="106"/>
-      <w:numFmt w:val="decimal"/>
-      <w:lvlText w:val="%6."/>
-      <w:lvlJc w:val="left"/>
-      <w:pPr>
-        <w:ind w:left="4320" w:hanging="480"/>
-      </w:pPr>
-    </w:lvl>
-    <w:lvl w:ilvl="6">
-      <w:start w:val="106"/>
-      <w:numFmt w:val="decimal"/>
-      <w:lvlText w:val="%7."/>
-      <w:lvlJc w:val="left"/>
-      <w:pPr>
-        <w:ind w:left="5040" w:hanging="480"/>
-      </w:pPr>
-    </w:lvl>
-    <w:lvl w:ilvl="7">
-      <w:start w:val="106"/>
-      <w:numFmt w:val="decimal"/>
-      <w:lvlText w:val="%8."/>
-      <w:lvlJc w:val="left"/>
-      <w:pPr>
-        <w:ind w:left="5760" w:hanging="480"/>
-      </w:pPr>
-    </w:lvl>
-    <w:lvl w:ilvl="8">
-      <w:start w:val="106"/>
-      <w:numFmt w:val="decimal"/>
-      <w:lvlText w:val="%9."/>
-      <w:lvlJc w:val="left"/>
-      <w:pPr>
-        <w:ind w:left="6480" w:hanging="480"/>
-      </w:pPr>
-    </w:lvl>
-  </w:abstractNum>
   <w:num w:numId="1000">
     <w:abstractNumId w:val="990"/>
-  </w:num>
-  <w:num w:numId="1001">
-    <w:abstractNumId w:val="99411"/>
-    <w:lvlOverride w:ilvl="0">
-      <w:startOverride w:val="1"/>
-    </w:lvlOverride>
-    <w:lvlOverride w:ilvl="1">
-      <w:startOverride w:val="1"/>
-    </w:lvlOverride>
-    <w:lvlOverride w:ilvl="2">
-      <w:startOverride w:val="1"/>
-    </w:lvlOverride>
-    <w:lvlOverride w:ilvl="3">
-      <w:startOverride w:val="1"/>
-    </w:lvlOverride>
-    <w:lvlOverride w:ilvl="4">
-      <w:startOverride w:val="1"/>
-    </w:lvlOverride>
-    <w:lvlOverride w:ilvl="5">
-      <w:startOverride w:val="1"/>
-    </w:lvlOverride>
-    <w:lvlOverride w:ilvl="6">
-      <w:startOverride w:val="1"/>
-    </w:lvlOverride>
-    <w:lvlOverride w:ilvl="7">
-      <w:startOverride w:val="1"/>
-    </w:lvlOverride>
-    <w:lvlOverride w:ilvl="8">
-      <w:startOverride w:val="1"/>
-    </w:lvlOverride>
-  </w:num>
-  <w:num w:numId="1002">
-    <w:abstractNumId w:val="994116"/>
-    <w:lvlOverride w:ilvl="0">
-      <w:startOverride w:val="16"/>
-    </w:lvlOverride>
-    <w:lvlOverride w:ilvl="1">
-      <w:startOverride w:val="16"/>
-    </w:lvlOverride>
-    <w:lvlOverride w:ilvl="2">
-      <w:startOverride w:val="16"/>
-    </w:lvlOverride>
-    <w:lvlOverride w:ilvl="3">
-      <w:startOverride w:val="16"/>
-    </w:lvlOverride>
-    <w:lvlOverride w:ilvl="4">
-      <w:startOverride w:val="16"/>
-    </w:lvlOverride>
-    <w:lvlOverride w:ilvl="5">
-      <w:startOverride w:val="16"/>
-    </w:lvlOverride>
-    <w:lvlOverride w:ilvl="6">
-      <w:startOverride w:val="16"/>
-    </w:lvlOverride>
-    <w:lvlOverride w:ilvl="7">
-      <w:startOverride w:val="16"/>
-    </w:lvlOverride>
-    <w:lvlOverride w:ilvl="8">
-      <w:startOverride w:val="16"/>
-    </w:lvlOverride>
-  </w:num>
-  <w:num w:numId="1003">
-    <w:abstractNumId w:val="994151"/>
-    <w:lvlOverride w:ilvl="0">
-      <w:startOverride w:val="51"/>
-    </w:lvlOverride>
-    <w:lvlOverride w:ilvl="1">
-      <w:startOverride w:val="51"/>
-    </w:lvlOverride>
-    <w:lvlOverride w:ilvl="2">
-      <w:startOverride w:val="51"/>
-    </w:lvlOverride>
-    <w:lvlOverride w:ilvl="3">
-      <w:startOverride w:val="51"/>
-    </w:lvlOverride>
-    <w:lvlOverride w:ilvl="4">
-      <w:startOverride w:val="51"/>
-    </w:lvlOverride>
-    <w:lvlOverride w:ilvl="5">
-      <w:startOverride w:val="51"/>
-    </w:lvlOverride>
-    <w:lvlOverride w:ilvl="6">
-      <w:startOverride w:val="51"/>
-    </w:lvlOverride>
-    <w:lvlOverride w:ilvl="7">
-      <w:startOverride w:val="51"/>
-    </w:lvlOverride>
-    <w:lvlOverride w:ilvl="8">
-      <w:startOverride w:val="51"/>
-    </w:lvlOverride>
-  </w:num>
-  <w:num w:numId="1004">
-    <w:abstractNumId w:val="994181"/>
-    <w:lvlOverride w:ilvl="0">
-      <w:startOverride w:val="81"/>
-    </w:lvlOverride>
-    <w:lvlOverride w:ilvl="1">
-      <w:startOverride w:val="81"/>
-    </w:lvlOverride>
-    <w:lvlOverride w:ilvl="2">
-      <w:startOverride w:val="81"/>
-    </w:lvlOverride>
-    <w:lvlOverride w:ilvl="3">
-      <w:startOverride w:val="81"/>
-    </w:lvlOverride>
-    <w:lvlOverride w:ilvl="4">
-      <w:startOverride w:val="81"/>
-    </w:lvlOverride>
-    <w:lvlOverride w:ilvl="5">
-      <w:startOverride w:val="81"/>
-    </w:lvlOverride>
-    <w:lvlOverride w:ilvl="6">
-      <w:startOverride w:val="81"/>
-    </w:lvlOverride>
-    <w:lvlOverride w:ilvl="7">
-      <w:startOverride w:val="81"/>
-    </w:lvlOverride>
-    <w:lvlOverride w:ilvl="8">
-      <w:startOverride w:val="81"/>
-    </w:lvlOverride>
-  </w:num>
-  <w:num w:numId="1005">
-    <w:abstractNumId w:val="9941106"/>
-    <w:lvlOverride w:ilvl="0">
-      <w:startOverride w:val="106"/>
-    </w:lvlOverride>
-    <w:lvlOverride w:ilvl="1">
-      <w:startOverride w:val="106"/>
-    </w:lvlOverride>
-    <w:lvlOverride w:ilvl="2">
-      <w:startOverride w:val="106"/>
-    </w:lvlOverride>
-    <w:lvlOverride w:ilvl="3">
-      <w:startOverride w:val="106"/>
-    </w:lvlOverride>
-    <w:lvlOverride w:ilvl="4">
-      <w:startOverride w:val="106"/>
-    </w:lvlOverride>
-    <w:lvlOverride w:ilvl="5">
-      <w:startOverride w:val="106"/>
-    </w:lvlOverride>
-    <w:lvlOverride w:ilvl="6">
-      <w:startOverride w:val="106"/>
-    </w:lvlOverride>
-    <w:lvlOverride w:ilvl="7">
-      <w:startOverride w:val="106"/>
-    </w:lvlOverride>
-    <w:lvlOverride w:ilvl="8">
-      <w:startOverride w:val="106"/>
-    </w:lvlOverride>
   </w:num>
 </w:numbering>
 </file>
